--- a/lib/Quantyx Invoice Template.docx
+++ b/lib/Quantyx Invoice Template.docx
@@ -9,8 +9,10 @@
           <w:rFonts w:ascii="Cambria" w:hAnsi="Cambria"/>
           <w:b/>
           <w:bCs/>
-          <w:sz w:val="24"/>
-          <w:szCs w:val="24"/>
+          <w:color w:val="491680"/>
+          <w:spacing w:val="-2"/>
+          <w:sz w:val="40"/>
+          <w:szCs w:val="40"/>
         </w:rPr>
       </w:pPr>
       <w:r>
@@ -127,7 +129,7 @@
                     <pic:cNvPicPr/>
                   </pic:nvPicPr>
                   <pic:blipFill>
-                    <a:blip r:embed="rId8" cstate="print"/>
+                    <a:blip r:embed="rId6" cstate="print"/>
                     <a:stretch>
                       <a:fillRect/>
                     </a:stretch>
@@ -173,7 +175,7 @@
           <w:rFonts w:ascii="Cambria" w:hAnsi="Cambria"/>
           <w:b/>
           <w:bCs/>
-          <w:color w:val="7030A0"/>
+          <w:color w:val="000000" w:themeColor="text1"/>
         </w:rPr>
       </w:pPr>
     </w:p>
@@ -206,23 +208,13 @@
           <w:bCs/>
         </w:rPr>
       </w:pPr>
-      <w:proofErr w:type="spellStart"/>
       <w:r>
         <w:rPr>
           <w:rFonts w:ascii="Cambria" w:hAnsi="Cambria"/>
           <w:b/>
           <w:bCs/>
         </w:rPr>
-        <w:t>Quantyx</w:t>
-      </w:r>
-      <w:proofErr w:type="spellEnd"/>
-      <w:r>
-        <w:rPr>
-          <w:rFonts w:ascii="Cambria" w:hAnsi="Cambria"/>
-          <w:b/>
-          <w:bCs/>
-        </w:rPr>
-        <w:t xml:space="preserve"> Global Med-Legal Solutions </w:t>
+        <w:t xml:space="preserve">Quantyx Global Med-Legal Solutions </w:t>
       </w:r>
       <w:proofErr w:type="spellStart"/>
       <w:r>
@@ -253,10 +245,20 @@
         </w:rPr>
       </w:pPr>
     </w:p>
+    <w:p>
+      <w:pPr>
+        <w:spacing w:after="0"/>
+        <w:rPr>
+          <w:rFonts w:ascii="Cambria" w:hAnsi="Cambria"/>
+          <w:b/>
+          <w:bCs/>
+        </w:rPr>
+      </w:pPr>
+    </w:p>
     <w:tbl>
       <w:tblPr>
         <w:tblStyle w:val="TableGrid"/>
-        <w:tblW w:w="9270" w:type="dxa"/>
+        <w:tblW w:w="8640" w:type="dxa"/>
         <w:tblInd w:w="-5" w:type="dxa"/>
         <w:tblBorders>
           <w:top w:val="none" w:sz="0" w:space="0" w:color="auto"/>
@@ -269,15 +271,23 @@
         <w:tblLook w:val="04A0" w:firstRow="1" w:lastRow="0" w:firstColumn="1" w:lastColumn="0" w:noHBand="0" w:noVBand="1"/>
       </w:tblPr>
       <w:tblGrid>
-        <w:gridCol w:w="5310"/>
-        <w:gridCol w:w="3960"/>
+        <w:gridCol w:w="4950"/>
+        <w:gridCol w:w="3690"/>
       </w:tblGrid>
       <w:tr>
         <w:tc>
           <w:tcPr>
-            <w:tcW w:w="5310" w:type="dxa"/>
+            <w:tcW w:w="4950" w:type="dxa"/>
           </w:tcPr>
           <w:p>
+            <w:pPr>
+              <w:rPr>
+                <w:rFonts w:ascii="Cambria" w:hAnsi="Cambria"/>
+                <w:b/>
+                <w:bCs/>
+                <w:color w:val="7030A0"/>
+              </w:rPr>
+            </w:pPr>
             <w:r>
               <w:rPr>
                 <w:rFonts w:ascii="Cambria" w:hAnsi="Cambria"/>
@@ -291,18 +301,15 @@
         </w:tc>
         <w:tc>
           <w:tcPr>
-            <w:tcW w:w="3960" w:type="dxa"/>
+            <w:tcW w:w="3690" w:type="dxa"/>
           </w:tcPr>
           <w:p>
             <w:pPr>
-              <w:jc w:val="center"/>
               <w:rPr>
                 <w:rFonts w:ascii="Cambria" w:hAnsi="Cambria"/>
                 <w:b/>
                 <w:bCs/>
                 <w:color w:val="7030A0"/>
-                <w:sz w:val="24"/>
-                <w:szCs w:val="24"/>
               </w:rPr>
             </w:pPr>
             <w:r>
@@ -311,8 +318,6 @@
                 <w:b/>
                 <w:bCs/>
                 <w:color w:val="7030A0"/>
-                <w:sz w:val="24"/>
-                <w:szCs w:val="24"/>
               </w:rPr>
               <w:t>Invoice Details</w:t>
             </w:r>
@@ -322,7 +327,7 @@
       <w:tr>
         <w:tc>
           <w:tcPr>
-            <w:tcW w:w="5310" w:type="dxa"/>
+            <w:tcW w:w="4950" w:type="dxa"/>
           </w:tcPr>
           <w:p>
             <w:pPr>
@@ -330,33 +335,81 @@
                 <w:rFonts w:ascii="Cambria" w:hAnsi="Cambria"/>
                 <w:b/>
                 <w:bCs/>
-                <w:color w:val="7030A0"/>
+                <w:color w:val="1A1A1A"/>
               </w:rPr>
             </w:pPr>
             <w:r>
+              <w:rPr>
+                <w:rFonts w:ascii="Cambria" w:hAnsi="Cambria"/>
+                <w:b/>
+                <w:bCs/>
+                <w:color w:val="1A1A1A"/>
+              </w:rPr>
               <w:t>{</w:t>
             </w:r>
             <w:proofErr w:type="spellStart"/>
             <w:r>
+              <w:rPr>
+                <w:rFonts w:ascii="Cambria" w:hAnsi="Cambria"/>
+                <w:b/>
+                <w:bCs/>
+                <w:color w:val="1A1A1A"/>
+              </w:rPr>
+              <w:t>clientName</w:t>
+            </w:r>
+            <w:proofErr w:type="spellEnd"/>
+            <w:r>
+              <w:rPr>
+                <w:rFonts w:ascii="Cambria" w:hAnsi="Cambria"/>
+                <w:b/>
+                <w:bCs/>
+                <w:color w:val="1A1A1A"/>
+              </w:rPr>
+              <w:t>}/</w:t>
+            </w:r>
+            <w:r>
+              <w:rPr>
+                <w:rFonts w:ascii="Cambria" w:hAnsi="Cambria"/>
+                <w:b/>
+                <w:bCs/>
+                <w:color w:val="1A1A1A"/>
+              </w:rPr>
+              <w:t>{</w:t>
+            </w:r>
+            <w:proofErr w:type="spellStart"/>
+            <w:r>
+              <w:rPr>
+                <w:rFonts w:ascii="Cambria" w:hAnsi="Cambria"/>
+                <w:b/>
+                <w:bCs/>
+                <w:color w:val="1A1A1A"/>
+              </w:rPr>
               <w:t>firmName</w:t>
             </w:r>
             <w:proofErr w:type="spellEnd"/>
             <w:r>
+              <w:rPr>
+                <w:rFonts w:ascii="Cambria" w:hAnsi="Cambria"/>
+                <w:b/>
+                <w:bCs/>
+                <w:color w:val="1A1A1A"/>
+              </w:rPr>
               <w:t>}</w:t>
             </w:r>
           </w:p>
         </w:tc>
         <w:tc>
           <w:tcPr>
-            <w:tcW w:w="3960" w:type="dxa"/>
+            <w:tcW w:w="3690" w:type="dxa"/>
           </w:tcPr>
           <w:p>
             <w:pPr>
-              <w:rPr>
-                <w:rFonts w:ascii="Cambria" w:hAnsi="Cambria"/>
-                <w:b/>
-                <w:bCs/>
-                <w:color w:val="7030A0"/>
+              <w:spacing w:before="4" w:line="340" w:lineRule="exact"/>
+              <w:ind w:left="28" w:right="335"/>
+              <w:rPr>
+                <w:rFonts w:ascii="Cambria" w:hAnsi="Cambria"/>
+                <w:b/>
+                <w:color w:val="1A1A1A"/>
               </w:rPr>
             </w:pPr>
             <w:r>
@@ -415,33 +468,26 @@
       <w:tr>
         <w:tc>
           <w:tcPr>
-            <w:tcW w:w="5310" w:type="dxa"/>
+            <w:tcW w:w="4950" w:type="dxa"/>
           </w:tcPr>
           <w:p>
             <w:pPr>
               <w:rPr>
                 <w:rFonts w:ascii="Cambria" w:hAnsi="Cambria"/>
-                <w:b/>
-                <w:bCs/>
+              </w:rPr>
+            </w:pPr>
+            <w:r>
+              <w:rPr>
+                <w:rFonts w:ascii="Cambria" w:hAnsi="Cambria"/>
                 <w:color w:val="1A1A1A"/>
               </w:rPr>
-            </w:pPr>
-            <w:r>
-              <w:t>{</w:t>
-            </w:r>
-            <w:proofErr w:type="spellStart"/>
-            <w:r>
-              <w:t>clientName</w:t>
-            </w:r>
-            <w:proofErr w:type="spellEnd"/>
-            <w:r>
-              <w:t>}</w:t>
+              <w:t>Address line 1</w:t>
             </w:r>
           </w:p>
         </w:tc>
         <w:tc>
           <w:tcPr>
-            <w:tcW w:w="3960" w:type="dxa"/>
+            <w:tcW w:w="3690" w:type="dxa"/>
           </w:tcPr>
           <w:p>
             <w:pPr>
@@ -449,7 +495,6 @@
               <w:ind w:left="28" w:right="335"/>
               <w:rPr>
                 <w:rFonts w:ascii="Cambria" w:hAnsi="Cambria"/>
-                <w:b/>
                 <w:color w:val="1A1A1A"/>
               </w:rPr>
             </w:pPr>
@@ -522,43 +567,31 @@
       <w:tr>
         <w:tc>
           <w:tcPr>
-            <w:tcW w:w="5310" w:type="dxa"/>
+            <w:tcW w:w="4950" w:type="dxa"/>
           </w:tcPr>
           <w:p>
             <w:pPr>
               <w:rPr>
                 <w:rFonts w:ascii="Cambria" w:hAnsi="Cambria"/>
-                <w:b/>
-                <w:bCs/>
               </w:rPr>
             </w:pPr>
             <w:r>
-              <w:t>{addressLine1}</w:t>
+              <w:rPr>
+                <w:rFonts w:ascii="Cambria" w:hAnsi="Cambria"/>
+                <w:color w:val="1A1A1A"/>
+              </w:rPr>
+              <w:t>Address line 2</w:t>
             </w:r>
           </w:p>
         </w:tc>
         <w:tc>
           <w:tcPr>
-            <w:tcW w:w="3960" w:type="dxa"/>
+            <w:tcW w:w="3690" w:type="dxa"/>
           </w:tcPr>
           <w:p>
             <w:pPr>
               <w:spacing w:before="4" w:line="340" w:lineRule="exact"/>
               <w:ind w:left="28" w:right="335"/>
-              <w:rPr>
-                <w:rFonts w:ascii="Cambria" w:hAnsi="Cambria"/>
-                <w:color w:val="1A1A1A"/>
-              </w:rPr>
-            </w:pPr>
-            <w:r>
-              <w:rPr>
-                <w:rFonts w:ascii="Cambria" w:hAnsi="Cambria"/>
-                <w:b/>
-                <w:bCs/>
-              </w:rPr>
-              <w:t>TAX ID:</w:t>
-            </w:r>
-            <w:r>
               <w:rPr>
                 <w:rFonts w:ascii="Consolas" w:eastAsia="Times New Roman" w:hAnsi="Consolas" w:cs="Times New Roman"/>
                 <w:color w:val="FFFFFF"/>
@@ -568,90 +601,16 @@
                 <w:lang w:eastAsia="en-IN"/>
                 <w14:ligatures w14:val="none"/>
               </w:rPr>
-              <w:t xml:space="preserve"> </w:t>
-            </w:r>
-            <w:r>
-              <w:rPr>
-                <w:rFonts w:ascii="Cambria" w:eastAsia="Times New Roman" w:hAnsi="Cambria" w:cs="Times New Roman"/>
-                <w:b/>
-                <w:bCs/>
-                <w:color w:val="000000" w:themeColor="text1"/>
-                <w:kern w:val="0"/>
-                <w:lang w:eastAsia="en-IN"/>
-                <w14:ligatures w14:val="none"/>
-              </w:rPr>
-              <w:t>{</w:t>
-            </w:r>
-            <w:proofErr w:type="spellStart"/>
-            <w:r>
-              <w:rPr>
-                <w:rFonts w:ascii="Cambria" w:eastAsia="Times New Roman" w:hAnsi="Cambria" w:cs="Times New Roman"/>
-                <w:b/>
-                <w:bCs/>
-                <w:color w:val="000000" w:themeColor="text1"/>
-                <w:kern w:val="0"/>
-                <w:lang w:eastAsia="en-IN"/>
-                <w14:ligatures w14:val="none"/>
-              </w:rPr>
-              <w:t>taxId</w:t>
-            </w:r>
-            <w:proofErr w:type="spellEnd"/>
-            <w:r>
-              <w:rPr>
-                <w:rFonts w:ascii="Cambria" w:eastAsia="Times New Roman" w:hAnsi="Cambria" w:cs="Times New Roman"/>
-                <w:b/>
-                <w:bCs/>
-                <w:color w:val="000000" w:themeColor="text1"/>
-                <w:kern w:val="0"/>
-                <w:lang w:eastAsia="en-IN"/>
-                <w14:ligatures w14:val="none"/>
-              </w:rPr>
-              <w:t>}</w:t>
-            </w:r>
-          </w:p>
-        </w:tc>
-      </w:tr>
-      <w:tr>
-        <w:tc>
-          <w:tcPr>
-            <w:tcW w:w="5310" w:type="dxa"/>
-          </w:tcPr>
-          <w:p>
-            <w:pPr>
-              <w:rPr>
-                <w:rFonts w:ascii="Cambria" w:hAnsi="Cambria"/>
-              </w:rPr>
             </w:pPr>
             <w:r>
               <w:rPr>
                 <w:rFonts w:ascii="Cambria" w:hAnsi="Cambria"/>
-              </w:rPr>
-              <w:t>{#hasAddressLine</w:t>
-            </w:r>
-            <w:proofErr w:type="gramStart"/>
-            <w:r>
-              <w:rPr>
-                <w:rFonts w:ascii="Cambria" w:hAnsi="Cambria"/>
-              </w:rPr>
-              <w:t>2}{</w:t>
-            </w:r>
-            <w:proofErr w:type="gramEnd"/>
-            <w:r>
-              <w:rPr>
-                <w:rFonts w:ascii="Cambria" w:hAnsi="Cambria"/>
-              </w:rPr>
-              <w:t>addressLine2}</w:t>
-            </w:r>
-          </w:p>
-        </w:tc>
-        <w:tc>
-          <w:tcPr>
-            <w:tcW w:w="3960" w:type="dxa"/>
-          </w:tcPr>
-          <w:p>
-            <w:pPr>
-              <w:spacing w:before="4" w:line="340" w:lineRule="exact"/>
-              <w:ind w:left="28" w:right="335"/>
+                <w:b/>
+                <w:bCs/>
+              </w:rPr>
+              <w:t>TAX ID:</w:t>
+            </w:r>
+            <w:r>
               <w:rPr>
                 <w:rFonts w:ascii="Consolas" w:eastAsia="Times New Roman" w:hAnsi="Consolas" w:cs="Times New Roman"/>
                 <w:color w:val="FFFFFF"/>
@@ -661,56 +620,514 @@
                 <w:lang w:eastAsia="en-IN"/>
                 <w14:ligatures w14:val="none"/>
               </w:rPr>
+              <w:t xml:space="preserve"> </w:t>
+            </w:r>
+            <w:r>
+              <w:rPr>
+                <w:rFonts w:ascii="Cambria" w:eastAsia="Times New Roman" w:hAnsi="Cambria" w:cs="Times New Roman"/>
+                <w:b/>
+                <w:bCs/>
+                <w:color w:val="000000" w:themeColor="text1"/>
+                <w:kern w:val="0"/>
+                <w:lang w:eastAsia="en-IN"/>
+                <w14:ligatures w14:val="none"/>
+              </w:rPr>
+              <w:t>{</w:t>
+            </w:r>
+            <w:proofErr w:type="spellStart"/>
+            <w:r>
+              <w:rPr>
+                <w:rFonts w:ascii="Cambria" w:eastAsia="Times New Roman" w:hAnsi="Cambria" w:cs="Times New Roman"/>
+                <w:b/>
+                <w:bCs/>
+                <w:color w:val="000000" w:themeColor="text1"/>
+                <w:kern w:val="0"/>
+                <w:lang w:eastAsia="en-IN"/>
+                <w14:ligatures w14:val="none"/>
+              </w:rPr>
+              <w:t>taxId</w:t>
+            </w:r>
+            <w:proofErr w:type="spellEnd"/>
+            <w:r>
+              <w:rPr>
+                <w:rFonts w:ascii="Cambria" w:eastAsia="Times New Roman" w:hAnsi="Cambria" w:cs="Times New Roman"/>
+                <w:b/>
+                <w:bCs/>
+                <w:color w:val="000000" w:themeColor="text1"/>
+                <w:kern w:val="0"/>
+                <w:lang w:eastAsia="en-IN"/>
+                <w14:ligatures w14:val="none"/>
+              </w:rPr>
+              <w:t>}</w:t>
+            </w:r>
+          </w:p>
+        </w:tc>
+      </w:tr>
+      <w:tr>
+        <w:trPr>
+          <w:gridAfter w:val="1"/>
+          <w:wAfter w:w="3690" w:type="dxa"/>
+        </w:trPr>
+        <w:tc>
+          <w:tcPr>
+            <w:tcW w:w="4950" w:type="dxa"/>
+          </w:tcPr>
+          <w:p>
+            <w:pPr>
+              <w:rPr>
+                <w:rFonts w:ascii="Cambria" w:hAnsi="Cambria"/>
+              </w:rPr>
             </w:pPr>
+            <w:r>
+              <w:rPr>
+                <w:rFonts w:ascii="Cambria" w:hAnsi="Cambria"/>
+                <w:color w:val="1A1A1A"/>
+              </w:rPr>
+              <w:t>City</w:t>
+            </w:r>
+          </w:p>
+        </w:tc>
+      </w:tr>
+      <w:tr>
+        <w:trPr>
+          <w:gridAfter w:val="1"/>
+          <w:wAfter w:w="3690" w:type="dxa"/>
+        </w:trPr>
+        <w:tc>
+          <w:tcPr>
+            <w:tcW w:w="4950" w:type="dxa"/>
+          </w:tcPr>
+          <w:p>
+            <w:pPr>
+              <w:rPr>
+                <w:rFonts w:ascii="Cambria" w:hAnsi="Cambria"/>
+              </w:rPr>
+            </w:pPr>
+            <w:r>
+              <w:rPr>
+                <w:rFonts w:ascii="Cambria" w:hAnsi="Cambria"/>
+                <w:color w:val="1A1A1A"/>
+              </w:rPr>
+              <w:t>State,</w:t>
+            </w:r>
+            <w:r>
+              <w:rPr>
+                <w:rFonts w:ascii="Cambria" w:hAnsi="Cambria"/>
+                <w:color w:val="1A1A1A"/>
+                <w:spacing w:val="-13"/>
+              </w:rPr>
+              <w:t xml:space="preserve"> </w:t>
+            </w:r>
+            <w:r>
+              <w:rPr>
+                <w:rFonts w:ascii="Cambria" w:hAnsi="Cambria"/>
+                <w:color w:val="1A1A1A"/>
+              </w:rPr>
+              <w:t>Country</w:t>
+            </w:r>
+          </w:p>
+        </w:tc>
+      </w:tr>
+    </w:tbl>
+    <w:p>
+      <w:pPr>
+        <w:spacing w:after="0"/>
+        <w:rPr>
+          <w:rFonts w:ascii="Cambria" w:hAnsi="Cambria"/>
+        </w:rPr>
+      </w:pPr>
+    </w:p>
+    <w:p>
+      <w:pPr>
+        <w:spacing w:after="0"/>
+        <w:rPr>
+          <w:rFonts w:ascii="Cambria" w:hAnsi="Cambria"/>
+        </w:rPr>
+      </w:pPr>
+    </w:p>
+    <w:p>
+      <w:pPr>
+        <w:rPr>
+          <w:rFonts w:ascii="Cambria" w:hAnsi="Cambria"/>
+          <w:b/>
+          <w:bCs/>
+        </w:rPr>
+      </w:pPr>
+      <w:r>
+        <w:rPr>
+          <w:rFonts w:ascii="Cambria" w:hAnsi="Cambria"/>
+          <w:b/>
+          <w:bCs/>
+        </w:rPr>
+        <w:t xml:space="preserve">Case Name: </w:t>
+      </w:r>
+      <w:r>
+        <w:rPr>
+          <w:rFonts w:ascii="Cambria" w:hAnsi="Cambria"/>
+          <w:b/>
+          <w:bCs/>
+        </w:rPr>
+        <w:t>{</w:t>
+      </w:r>
+      <w:proofErr w:type="spellStart"/>
+      <w:r>
+        <w:rPr>
+          <w:rFonts w:ascii="Cambria" w:hAnsi="Cambria"/>
+          <w:b/>
+          <w:bCs/>
+        </w:rPr>
+        <w:t>caseName</w:t>
+      </w:r>
+      <w:proofErr w:type="spellEnd"/>
+      <w:r>
+        <w:rPr>
+          <w:rFonts w:ascii="Cambria" w:hAnsi="Cambria"/>
+          <w:b/>
+          <w:bCs/>
+        </w:rPr>
+        <w:t>}</w:t>
+      </w:r>
+    </w:p>
+    <w:tbl>
+      <w:tblPr>
+        <w:tblStyle w:val="TableGrid"/>
+        <w:tblW w:w="8640" w:type="dxa"/>
+        <w:tblBorders>
+          <w:top w:val="none" w:sz="0" w:space="0" w:color="auto"/>
+          <w:left w:val="none" w:sz="0" w:space="0" w:color="auto"/>
+          <w:right w:val="none" w:sz="0" w:space="0" w:color="auto"/>
+          <w:insideH w:val="none" w:sz="0" w:space="0" w:color="auto"/>
+          <w:insideV w:val="none" w:sz="0" w:space="0" w:color="auto"/>
+        </w:tblBorders>
+        <w:tblLook w:val="04A0" w:firstRow="1" w:lastRow="0" w:firstColumn="1" w:lastColumn="0" w:noHBand="0" w:noVBand="1"/>
+      </w:tblPr>
+      <w:tblGrid>
+        <w:gridCol w:w="1350"/>
+        <w:gridCol w:w="2335"/>
+        <w:gridCol w:w="1440"/>
+        <w:gridCol w:w="1238"/>
+        <w:gridCol w:w="2277"/>
+      </w:tblGrid>
+      <w:tr>
+        <w:tc>
+          <w:tcPr>
+            <w:tcW w:w="1350" w:type="dxa"/>
+            <w:shd w:val="clear" w:color="auto" w:fill="7030A0"/>
+          </w:tcPr>
+          <w:p>
+            <w:pPr>
+              <w:rPr>
+                <w:rFonts w:ascii="Cambria" w:hAnsi="Cambria"/>
+                <w:b/>
+                <w:bCs/>
+                <w:color w:val="FFFFFF" w:themeColor="background1"/>
+              </w:rPr>
+            </w:pPr>
+            <w:r>
+              <w:rPr>
+                <w:rFonts w:ascii="Cambria" w:hAnsi="Cambria"/>
+                <w:b/>
+                <w:bCs/>
+                <w:color w:val="FFFFFF" w:themeColor="background1"/>
+              </w:rPr>
+              <w:t>S. No.</w:t>
+            </w:r>
+          </w:p>
+        </w:tc>
+        <w:tc>
+          <w:tcPr>
+            <w:tcW w:w="2335" w:type="dxa"/>
+            <w:shd w:val="clear" w:color="auto" w:fill="7030A0"/>
+          </w:tcPr>
+          <w:p>
+            <w:pPr>
+              <w:rPr>
+                <w:rFonts w:ascii="Cambria" w:hAnsi="Cambria"/>
+                <w:b/>
+                <w:bCs/>
+                <w:color w:val="FFFFFF" w:themeColor="background1"/>
+              </w:rPr>
+            </w:pPr>
+            <w:r>
+              <w:rPr>
+                <w:rFonts w:ascii="Cambria" w:hAnsi="Cambria"/>
+                <w:b/>
+                <w:bCs/>
+                <w:color w:val="FFFFFF" w:themeColor="background1"/>
+              </w:rPr>
+              <w:t>Service Description</w:t>
+            </w:r>
+          </w:p>
+        </w:tc>
+        <w:tc>
+          <w:tcPr>
+            <w:tcW w:w="1440" w:type="dxa"/>
+            <w:shd w:val="clear" w:color="auto" w:fill="7030A0"/>
+          </w:tcPr>
+          <w:p>
+            <w:pPr>
+              <w:rPr>
+                <w:rFonts w:ascii="Cambria" w:hAnsi="Cambria"/>
+                <w:b/>
+                <w:bCs/>
+                <w:color w:val="FFFFFF" w:themeColor="background1"/>
+              </w:rPr>
+            </w:pPr>
+            <w:r>
+              <w:rPr>
+                <w:rFonts w:ascii="Cambria" w:hAnsi="Cambria"/>
+                <w:b/>
+                <w:bCs/>
+                <w:color w:val="FFFFFF" w:themeColor="background1"/>
+              </w:rPr>
+              <w:t>Qty / Hours</w:t>
+            </w:r>
+          </w:p>
+        </w:tc>
+        <w:tc>
+          <w:tcPr>
+            <w:tcW w:w="1238" w:type="dxa"/>
+            <w:shd w:val="clear" w:color="auto" w:fill="7030A0"/>
+          </w:tcPr>
+          <w:p>
+            <w:pPr>
+              <w:rPr>
+                <w:rFonts w:ascii="Cambria" w:hAnsi="Cambria"/>
+                <w:b/>
+                <w:bCs/>
+                <w:color w:val="FFFFFF" w:themeColor="background1"/>
+              </w:rPr>
+            </w:pPr>
+            <w:r>
+              <w:rPr>
+                <w:rFonts w:ascii="Cambria" w:hAnsi="Cambria"/>
+                <w:b/>
+                <w:bCs/>
+                <w:color w:val="FFFFFF" w:themeColor="background1"/>
+              </w:rPr>
+              <w:t>Unit Rate</w:t>
+            </w:r>
+          </w:p>
+        </w:tc>
+        <w:tc>
+          <w:tcPr>
+            <w:tcW w:w="2277" w:type="dxa"/>
+            <w:shd w:val="clear" w:color="auto" w:fill="7030A0"/>
+          </w:tcPr>
+          <w:p>
+            <w:pPr>
+              <w:rPr>
+                <w:rFonts w:ascii="Cambria" w:hAnsi="Cambria"/>
+                <w:b/>
+                <w:bCs/>
+                <w:color w:val="FFFFFF" w:themeColor="background1"/>
+              </w:rPr>
+            </w:pPr>
+            <w:r>
+              <w:rPr>
+                <w:rFonts w:ascii="Cambria" w:hAnsi="Cambria"/>
+                <w:b/>
+                <w:bCs/>
+                <w:color w:val="FFFFFF" w:themeColor="background1"/>
+              </w:rPr>
+              <w:t>Amount</w:t>
+            </w:r>
           </w:p>
         </w:tc>
       </w:tr>
       <w:tr>
         <w:tc>
           <w:tcPr>
-            <w:tcW w:w="5310" w:type="dxa"/>
+            <w:tcW w:w="1350" w:type="dxa"/>
           </w:tcPr>
           <w:p>
             <w:pPr>
               <w:rPr>
                 <w:rFonts w:ascii="Cambria" w:hAnsi="Cambria"/>
+                <w:b/>
+                <w:bCs/>
               </w:rPr>
             </w:pPr>
             <w:r>
-              <w:t>{/hasAddressLine</w:t>
-            </w:r>
-            <w:proofErr w:type="gramStart"/>
-            <w:r>
-              <w:t>2}</w:t>
-            </w:r>
-            <w:r>
+              <w:rPr>
+                <w:rFonts w:ascii="Cambria" w:hAnsi="Cambria"/>
+                <w:b/>
+                <w:bCs/>
+              </w:rPr>
+              <w:t>{#services}</w:t>
+            </w:r>
+          </w:p>
+          <w:p>
+            <w:pPr>
+              <w:rPr>
+                <w:rFonts w:ascii="Cambria" w:hAnsi="Cambria"/>
+              </w:rPr>
+            </w:pPr>
+            <w:r>
+              <w:rPr>
+                <w:rFonts w:ascii="Cambria" w:hAnsi="Cambria"/>
+              </w:rPr>
               <w:t>{</w:t>
             </w:r>
-            <w:proofErr w:type="gramEnd"/>
-            <w:r>
-              <w:t>city}</w:t>
+            <w:proofErr w:type="spellStart"/>
+            <w:r>
+              <w:rPr>
+                <w:rFonts w:ascii="Cambria" w:hAnsi="Cambria"/>
+              </w:rPr>
+              <w:t>sNo</w:t>
+            </w:r>
+            <w:proofErr w:type="spellEnd"/>
+            <w:r>
+              <w:rPr>
+                <w:rFonts w:ascii="Cambria" w:hAnsi="Cambria"/>
+              </w:rPr>
+              <w:t>}</w:t>
             </w:r>
           </w:p>
         </w:tc>
         <w:tc>
           <w:tcPr>
-            <w:tcW w:w="3960" w:type="dxa"/>
+            <w:tcW w:w="2335" w:type="dxa"/>
           </w:tcPr>
           <w:p>
             <w:pPr>
-              <w:spacing w:before="4" w:line="340" w:lineRule="exact"/>
-              <w:ind w:left="28" w:right="335"/>
               <w:rPr>
                 <w:rFonts w:ascii="Cambria" w:hAnsi="Cambria"/>
               </w:rPr>
             </w:pPr>
+            <w:r>
+              <w:rPr>
+                <w:rFonts w:ascii="Cambria" w:hAnsi="Cambria"/>
+              </w:rPr>
+              <w:t>{</w:t>
+            </w:r>
+            <w:proofErr w:type="spellStart"/>
+            <w:r>
+              <w:rPr>
+                <w:rFonts w:ascii="Cambria" w:hAnsi="Cambria"/>
+              </w:rPr>
+              <w:t>serviceDescription</w:t>
+            </w:r>
+            <w:proofErr w:type="spellEnd"/>
+            <w:r>
+              <w:rPr>
+                <w:rFonts w:ascii="Cambria" w:hAnsi="Cambria"/>
+              </w:rPr>
+              <w:t>}</w:t>
+            </w:r>
+          </w:p>
+        </w:tc>
+        <w:tc>
+          <w:tcPr>
+            <w:tcW w:w="1440" w:type="dxa"/>
+          </w:tcPr>
+          <w:p>
+            <w:pPr>
+              <w:rPr>
+                <w:rFonts w:ascii="Cambria" w:hAnsi="Cambria"/>
+              </w:rPr>
+            </w:pPr>
+            <w:r>
+              <w:rPr>
+                <w:rFonts w:ascii="Cambria" w:hAnsi="Cambria"/>
+              </w:rPr>
+              <w:t>{</w:t>
+            </w:r>
+            <w:proofErr w:type="spellStart"/>
+            <w:r>
+              <w:rPr>
+                <w:rFonts w:ascii="Cambria" w:hAnsi="Cambria"/>
+              </w:rPr>
+              <w:t>qtyHours</w:t>
+            </w:r>
+            <w:proofErr w:type="spellEnd"/>
+            <w:r>
+              <w:rPr>
+                <w:rFonts w:ascii="Cambria" w:hAnsi="Cambria"/>
+              </w:rPr>
+              <w:t>}</w:t>
+            </w:r>
+          </w:p>
+        </w:tc>
+        <w:tc>
+          <w:tcPr>
+            <w:tcW w:w="1238" w:type="dxa"/>
+          </w:tcPr>
+          <w:p>
+            <w:pPr>
+              <w:rPr>
+                <w:rFonts w:ascii="Cambria" w:hAnsi="Cambria"/>
+              </w:rPr>
+            </w:pPr>
+            <w:r>
+              <w:rPr>
+                <w:rFonts w:ascii="Cambria" w:hAnsi="Cambria"/>
+              </w:rPr>
+              <w:t>{</w:t>
+            </w:r>
+            <w:proofErr w:type="spellStart"/>
+            <w:r>
+              <w:rPr>
+                <w:rFonts w:ascii="Cambria" w:hAnsi="Cambria"/>
+              </w:rPr>
+              <w:t>unitRate</w:t>
+            </w:r>
+            <w:proofErr w:type="spellEnd"/>
+            <w:r>
+              <w:rPr>
+                <w:rFonts w:ascii="Cambria" w:hAnsi="Cambria"/>
+              </w:rPr>
+              <w:t>}</w:t>
+            </w:r>
+          </w:p>
+        </w:tc>
+        <w:tc>
+          <w:tcPr>
+            <w:tcW w:w="2277" w:type="dxa"/>
+          </w:tcPr>
+          <w:p>
+            <w:pPr>
+              <w:rPr>
+                <w:rFonts w:ascii="Cambria" w:hAnsi="Cambria"/>
+              </w:rPr>
+            </w:pPr>
+            <w:r>
+              <w:rPr>
+                <w:rFonts w:ascii="Cambria" w:hAnsi="Cambria"/>
+              </w:rPr>
+              <w:t>$</w:t>
+            </w:r>
+            <w:r>
+              <w:rPr>
+                <w:rFonts w:ascii="Cambria" w:hAnsi="Cambria"/>
+              </w:rPr>
+              <w:t>{</w:t>
+            </w:r>
+            <w:r>
+              <w:rPr>
+                <w:rFonts w:ascii="Cambria" w:hAnsi="Cambria"/>
+              </w:rPr>
+              <w:t>amount</w:t>
+            </w:r>
+            <w:r>
+              <w:rPr>
+                <w:rFonts w:ascii="Cambria" w:hAnsi="Cambria"/>
+              </w:rPr>
+              <w:t>}</w:t>
+            </w:r>
+            <w:r>
+              <w:rPr>
+                <w:rFonts w:ascii="Cambria" w:hAnsi="Cambria"/>
+              </w:rPr>
+              <w:t>{/services}</w:t>
+            </w:r>
           </w:p>
         </w:tc>
       </w:tr>
       <w:tr>
         <w:tc>
           <w:tcPr>
-            <w:tcW w:w="5310" w:type="dxa"/>
+            <w:tcW w:w="1350" w:type="dxa"/>
           </w:tcPr>
           <w:p>
             <w:pPr>
@@ -718,22 +1135,49 @@
                 <w:rFonts w:ascii="Cambria" w:hAnsi="Cambria"/>
               </w:rPr>
             </w:pPr>
-            <w:r>
-              <w:t>{</w:t>
-            </w:r>
-            <w:proofErr w:type="spellStart"/>
-            <w:r>
-              <w:t>stateCountry</w:t>
-            </w:r>
-            <w:proofErr w:type="spellEnd"/>
-            <w:r>
-              <w:t>}</w:t>
-            </w:r>
           </w:p>
         </w:tc>
         <w:tc>
           <w:tcPr>
-            <w:tcW w:w="3960" w:type="dxa"/>
+            <w:tcW w:w="2335" w:type="dxa"/>
+          </w:tcPr>
+          <w:p>
+            <w:pPr>
+              <w:rPr>
+                <w:rFonts w:ascii="Cambria" w:hAnsi="Cambria"/>
+                <w:b/>
+                <w:color w:val="1A1A1A"/>
+              </w:rPr>
+            </w:pPr>
+          </w:p>
+        </w:tc>
+        <w:tc>
+          <w:tcPr>
+            <w:tcW w:w="1440" w:type="dxa"/>
+          </w:tcPr>
+          <w:p>
+            <w:pPr>
+              <w:rPr>
+                <w:rFonts w:ascii="Cambria" w:hAnsi="Cambria"/>
+              </w:rPr>
+            </w:pPr>
+          </w:p>
+        </w:tc>
+        <w:tc>
+          <w:tcPr>
+            <w:tcW w:w="1238" w:type="dxa"/>
+          </w:tcPr>
+          <w:p>
+            <w:pPr>
+              <w:rPr>
+                <w:rFonts w:ascii="Cambria" w:hAnsi="Cambria"/>
+              </w:rPr>
+            </w:pPr>
+          </w:p>
+        </w:tc>
+        <w:tc>
+          <w:tcPr>
+            <w:tcW w:w="2277" w:type="dxa"/>
           </w:tcPr>
           <w:p>
             <w:pPr>
@@ -747,156 +1191,21 @@
     </w:tbl>
     <w:p>
       <w:pPr>
-        <w:rPr>
-          <w:rFonts w:ascii="Cambria" w:hAnsi="Cambria"/>
-        </w:rPr>
-      </w:pPr>
-    </w:p>
-    <w:p>
-      <w:pPr>
+        <w:spacing w:after="0"/>
         <w:rPr>
           <w:rFonts w:ascii="Cambria" w:hAnsi="Cambria"/>
           <w:b/>
           <w:bCs/>
-        </w:rPr>
-      </w:pPr>
-      <w:r>
-        <w:rPr>
-          <w:rFonts w:ascii="Cambria" w:hAnsi="Cambria"/>
-          <w:b/>
-          <w:bCs/>
-          <w:noProof/>
-        </w:rPr>
-        <mc:AlternateContent>
-          <mc:Choice Requires="wps">
-            <w:drawing>
-              <wp:anchor distT="0" distB="0" distL="0" distR="0" simplePos="0" relativeHeight="251663360" behindDoc="1" locked="0" layoutInCell="1" allowOverlap="1" wp14:anchorId="19F8A216" wp14:editId="308B9A21">
-                <wp:simplePos x="0" y="0"/>
-                <wp:positionH relativeFrom="page">
-                  <wp:posOffset>4351020</wp:posOffset>
-                </wp:positionH>
-                <wp:positionV relativeFrom="paragraph">
-                  <wp:posOffset>1145540</wp:posOffset>
-                </wp:positionV>
-                <wp:extent cx="2887980" cy="1447800"/>
-                <wp:effectExtent l="0" t="0" r="0" b="0"/>
-                <wp:wrapTopAndBottom/>
-                <wp:docPr id="15" name="Textbox 15"/>
-                <wp:cNvGraphicFramePr>
-                  <a:graphicFrameLocks xmlns:a="http://schemas.openxmlformats.org/drawingml/2006/main"/>
-                </wp:cNvGraphicFramePr>
-                <a:graphic xmlns:a="http://schemas.openxmlformats.org/drawingml/2006/main">
-                  <a:graphicData uri="http://schemas.microsoft.com/office/word/2010/wordprocessingShape">
-                    <wps:wsp>
-                      <wps:cNvSpPr txBox="1">
-                        <a:spLocks/>
-                      </wps:cNvSpPr>
-                      <wps:spPr>
-                        <a:xfrm>
-                          <a:off x="0" y="0"/>
-                          <a:ext cx="2887980" cy="1447800"/>
-                        </a:xfrm>
-                        <a:prstGeom prst="rect">
-                          <a:avLst/>
-                        </a:prstGeom>
-                        <a:noFill/>
-                      </wps:spPr>
-                      <wps:txbx>
-                        <w:txbxContent>
-                          <w:p>
-                            <w:pPr>
-                              <w:pStyle w:val="BodyText"/>
-                              <w:rPr>
-                                <w:rFonts w:ascii="Cambria" w:hAnsi="Cambria"/>
-                                <w:sz w:val="22"/>
-                                <w:szCs w:val="22"/>
-                              </w:rPr>
-                            </w:pPr>
-                          </w:p>
-                        </w:txbxContent>
-                      </wps:txbx>
-                      <wps:bodyPr wrap="square" lIns="0" tIns="0" rIns="0" bIns="0" rtlCol="0">
-                        <a:noAutofit/>
-                      </wps:bodyPr>
-                    </wps:wsp>
-                  </a:graphicData>
-                </a:graphic>
-                <wp14:sizeRelH relativeFrom="margin">
-                  <wp14:pctWidth>0</wp14:pctWidth>
-                </wp14:sizeRelH>
-                <wp14:sizeRelV relativeFrom="margin">
-                  <wp14:pctHeight>0</wp14:pctHeight>
-                </wp14:sizeRelV>
-              </wp:anchor>
-            </w:drawing>
-          </mc:Choice>
-          <mc:Fallback>
-            <w:pict>
-              <v:shapetype w14:anchorId="19F8A216" id="_x0000_t202" coordsize="21600,21600" o:spt="202" path="m,l,21600r21600,l21600,xe">
-                <v:stroke joinstyle="miter"/>
-                <v:path gradientshapeok="t" o:connecttype="rect"/>
-              </v:shapetype>
-              <v:shape id="Textbox 15" o:spid="_x0000_s1026" type="#_x0000_t202" style="position:absolute;margin-left:342.6pt;margin-top:90.2pt;width:227.4pt;height:114pt;z-index:-251653120;visibility:visible;mso-wrap-style:square;mso-width-percent:0;mso-height-percent:0;mso-wrap-distance-left:0;mso-wrap-distance-top:0;mso-wrap-distance-right:0;mso-wrap-distance-bottom:0;mso-position-horizontal:absolute;mso-position-horizontal-relative:page;mso-position-vertical:absolute;mso-position-vertical-relative:text;mso-width-percent:0;mso-height-percent:0;mso-width-relative:margin;mso-height-relative:margin;v-text-anchor:top" o:gfxdata="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" filled="f" stroked="f">
-                <v:textbox inset="0,0,0,0">
-                  <w:txbxContent>
-                    <w:p>
-                      <w:pPr>
-                        <w:pStyle w:val="BodyText"/>
-                        <w:rPr>
-                          <w:rFonts w:ascii="Cambria" w:hAnsi="Cambria"/>
-                          <w:sz w:val="22"/>
-                          <w:szCs w:val="22"/>
-                        </w:rPr>
-                      </w:pPr>
-                    </w:p>
-                  </w:txbxContent>
-                </v:textbox>
-                <w10:wrap type="topAndBottom" anchorx="page"/>
-              </v:shape>
-            </w:pict>
-          </mc:Fallback>
-        </mc:AlternateContent>
-      </w:r>
-      <w:r>
-        <w:rPr>
-          <w:rFonts w:ascii="Cambria" w:hAnsi="Cambria"/>
-          <w:b/>
-          <w:bCs/>
-        </w:rPr>
-        <w:t xml:space="preserve">Case Name: </w:t>
-      </w:r>
-      <w:r>
-        <w:rPr>
-          <w:rFonts w:ascii="Cambria" w:hAnsi="Cambria"/>
-          <w:b/>
-          <w:bCs/>
-        </w:rPr>
-        <w:t>{</w:t>
-      </w:r>
-      <w:proofErr w:type="spellStart"/>
-      <w:r>
-        <w:rPr>
-          <w:rFonts w:ascii="Cambria" w:hAnsi="Cambria"/>
-          <w:b/>
-          <w:bCs/>
-        </w:rPr>
-        <w:t>caseName</w:t>
-      </w:r>
-      <w:proofErr w:type="spellEnd"/>
-      <w:r>
-        <w:rPr>
-          <w:rFonts w:ascii="Cambria" w:hAnsi="Cambria"/>
-          <w:b/>
-          <w:bCs/>
-        </w:rPr>
-        <w:t>}</w:t>
-      </w:r>
+          <w:color w:val="7030A0"/>
+          <w:u w:val="single"/>
+        </w:rPr>
+      </w:pPr>
     </w:p>
     <w:tbl>
       <w:tblPr>
         <w:tblStyle w:val="TableGrid"/>
-        <w:tblW w:w="9785" w:type="dxa"/>
-        <w:tblInd w:w="-203" w:type="dxa"/>
+        <w:tblW w:w="4471" w:type="dxa"/>
+        <w:tblInd w:w="4225" w:type="dxa"/>
         <w:tblBorders>
           <w:top w:val="none" w:sz="0" w:space="0" w:color="auto"/>
           <w:left w:val="none" w:sz="0" w:space="0" w:color="auto"/>
@@ -908,103 +1217,196 @@
         <w:tblLook w:val="04A0" w:firstRow="1" w:lastRow="0" w:firstColumn="1" w:lastColumn="0" w:noHBand="0" w:noVBand="1"/>
       </w:tblPr>
       <w:tblGrid>
-        <w:gridCol w:w="1931"/>
-        <w:gridCol w:w="2256"/>
-        <w:gridCol w:w="1507"/>
-        <w:gridCol w:w="1413"/>
-        <w:gridCol w:w="2678"/>
+        <w:gridCol w:w="2160"/>
+        <w:gridCol w:w="2311"/>
       </w:tblGrid>
       <w:tr>
-        <w:trPr>
-          <w:trHeight w:val="537"/>
-        </w:trPr>
         <w:tc>
           <w:tcPr>
-            <w:tcW w:w="1931" w:type="dxa"/>
-            <w:shd w:val="clear" w:color="auto" w:fill="7030A0"/>
+            <w:tcW w:w="2160" w:type="dxa"/>
           </w:tcPr>
           <w:p>
             <w:pPr>
-              <w:rPr>
-                <w:rFonts w:ascii="Cambria" w:hAnsi="Cambria"/>
-                <w:b/>
-                <w:bCs/>
-                <w:color w:val="FFFFFF" w:themeColor="background1"/>
+              <w:ind w:right="-24"/>
+              <w:rPr>
+                <w:rFonts w:ascii="Cambria" w:hAnsi="Cambria"/>
+                <w:color w:val="000000" w:themeColor="text1"/>
+                <w:u w:val="single"/>
               </w:rPr>
             </w:pPr>
             <w:r>
               <w:rPr>
                 <w:rFonts w:ascii="Cambria" w:hAnsi="Cambria"/>
-                <w:b/>
-                <w:bCs/>
-                <w:color w:val="FFFFFF" w:themeColor="background1"/>
-              </w:rPr>
-              <w:t>S. No.</w:t>
+                <w:color w:val="000000" w:themeColor="text1"/>
+                <w:spacing w:val="-2"/>
+              </w:rPr>
+              <w:t>Subtotal</w:t>
             </w:r>
           </w:p>
         </w:tc>
         <w:tc>
           <w:tcPr>
-            <w:tcW w:w="2256" w:type="dxa"/>
-            <w:shd w:val="clear" w:color="auto" w:fill="7030A0"/>
+            <w:tcW w:w="2311" w:type="dxa"/>
           </w:tcPr>
           <w:p>
             <w:pPr>
-              <w:rPr>
-                <w:rFonts w:ascii="Cambria" w:hAnsi="Cambria"/>
-                <w:b/>
-                <w:bCs/>
-                <w:color w:val="FFFFFF" w:themeColor="background1"/>
+              <w:ind w:right="-24"/>
+              <w:rPr>
+                <w:rFonts w:ascii="Cambria" w:hAnsi="Cambria"/>
+                <w:color w:val="000000" w:themeColor="text1"/>
+                <w:u w:val="single"/>
               </w:rPr>
             </w:pPr>
             <w:r>
               <w:rPr>
                 <w:rFonts w:ascii="Cambria" w:hAnsi="Cambria"/>
-                <w:b/>
-                <w:bCs/>
-                <w:color w:val="FFFFFF" w:themeColor="background1"/>
-              </w:rPr>
-              <w:t>Service Description</w:t>
+                <w:color w:val="000000" w:themeColor="text1"/>
+              </w:rPr>
+              <w:t>{subtotal}</w:t>
+            </w:r>
+          </w:p>
+        </w:tc>
+      </w:tr>
+      <w:tr>
+        <w:tc>
+          <w:tcPr>
+            <w:tcW w:w="2160" w:type="dxa"/>
+          </w:tcPr>
+          <w:p>
+            <w:pPr>
+              <w:ind w:right="-24"/>
+              <w:rPr>
+                <w:rFonts w:ascii="Cambria" w:hAnsi="Cambria"/>
+                <w:color w:val="000000" w:themeColor="text1"/>
+                <w:u w:val="single"/>
+              </w:rPr>
+            </w:pPr>
+            <w:r>
+              <w:rPr>
+                <w:rFonts w:ascii="Cambria" w:hAnsi="Cambria"/>
+                <w:color w:val="000000" w:themeColor="text1"/>
+              </w:rPr>
+              <w:t xml:space="preserve">Expedite </w:t>
+            </w:r>
+            <w:r>
+              <w:rPr>
+                <w:rFonts w:ascii="Cambria" w:hAnsi="Cambria"/>
+                <w:color w:val="000000" w:themeColor="text1"/>
+              </w:rPr>
+              <w:t xml:space="preserve">/ Rush </w:t>
+            </w:r>
+            <w:r>
+              <w:rPr>
+                <w:rFonts w:ascii="Cambria" w:hAnsi="Cambria"/>
+                <w:color w:val="000000" w:themeColor="text1"/>
+              </w:rPr>
+              <w:t>Fee</w:t>
             </w:r>
           </w:p>
         </w:tc>
         <w:tc>
           <w:tcPr>
-            <w:tcW w:w="1507" w:type="dxa"/>
-            <w:shd w:val="clear" w:color="auto" w:fill="7030A0"/>
+            <w:tcW w:w="2311" w:type="dxa"/>
           </w:tcPr>
           <w:p>
             <w:pPr>
-              <w:rPr>
-                <w:rFonts w:ascii="Cambria" w:hAnsi="Cambria"/>
-                <w:b/>
-                <w:bCs/>
-                <w:color w:val="FFFFFF" w:themeColor="background1"/>
+              <w:ind w:right="-24"/>
+              <w:rPr>
+                <w:rFonts w:ascii="Cambria" w:hAnsi="Cambria"/>
+                <w:color w:val="000000" w:themeColor="text1"/>
+                <w:u w:val="single"/>
               </w:rPr>
             </w:pPr>
             <w:r>
               <w:rPr>
                 <w:rFonts w:ascii="Cambria" w:hAnsi="Cambria"/>
-                <w:b/>
-                <w:bCs/>
-                <w:color w:val="FFFFFF" w:themeColor="background1"/>
-              </w:rPr>
-              <w:t>Qty / Hours</w:t>
+                <w:color w:val="000000" w:themeColor="text1"/>
+              </w:rPr>
+              <w:t>{</w:t>
+            </w:r>
+            <w:proofErr w:type="spellStart"/>
+            <w:r>
+              <w:rPr>
+                <w:rFonts w:ascii="Cambria" w:hAnsi="Cambria"/>
+                <w:color w:val="000000" w:themeColor="text1"/>
+              </w:rPr>
+              <w:t>expedite</w:t>
+            </w:r>
+            <w:r>
+              <w:rPr>
+                <w:rFonts w:ascii="Cambria" w:hAnsi="Cambria"/>
+                <w:color w:val="000000" w:themeColor="text1"/>
+              </w:rPr>
+              <w:t>Rush</w:t>
+            </w:r>
+            <w:r>
+              <w:rPr>
+                <w:rFonts w:ascii="Cambria" w:hAnsi="Cambria"/>
+                <w:color w:val="000000" w:themeColor="text1"/>
+              </w:rPr>
+              <w:t>Fee</w:t>
+            </w:r>
+            <w:proofErr w:type="spellEnd"/>
+            <w:r>
+              <w:rPr>
+                <w:rFonts w:ascii="Cambria" w:hAnsi="Cambria"/>
+                <w:color w:val="000000" w:themeColor="text1"/>
+              </w:rPr>
+              <w:t>}</w:t>
+            </w:r>
+          </w:p>
+        </w:tc>
+      </w:tr>
+      <w:tr>
+        <w:tc>
+          <w:tcPr>
+            <w:tcW w:w="2160" w:type="dxa"/>
+          </w:tcPr>
+          <w:p>
+            <w:pPr>
+              <w:ind w:right="-24"/>
+              <w:rPr>
+                <w:rFonts w:ascii="Cambria" w:hAnsi="Cambria"/>
+                <w:b/>
+                <w:bCs/>
+                <w:color w:val="000000" w:themeColor="text1"/>
+                <w:u w:val="single"/>
+              </w:rPr>
+            </w:pPr>
+            <w:r>
+              <w:rPr>
+                <w:rFonts w:ascii="Cambria" w:hAnsi="Cambria"/>
+                <w:b/>
+                <w:bCs/>
+                <w:color w:val="000000" w:themeColor="text1"/>
+              </w:rPr>
+              <w:t xml:space="preserve">TOTAL </w:t>
+            </w:r>
+            <w:r>
+              <w:rPr>
+                <w:rFonts w:ascii="Cambria" w:hAnsi="Cambria"/>
+                <w:b/>
+                <w:bCs/>
+                <w:color w:val="000000" w:themeColor="text1"/>
+                <w:spacing w:val="-5"/>
+              </w:rPr>
+              <w:t>DUE</w:t>
             </w:r>
           </w:p>
         </w:tc>
         <w:tc>
           <w:tcPr>
-            <w:tcW w:w="1413" w:type="dxa"/>
-            <w:shd w:val="clear" w:color="auto" w:fill="7030A0"/>
+            <w:tcW w:w="2311" w:type="dxa"/>
           </w:tcPr>
           <w:p>
             <w:pPr>
-              <w:rPr>
-                <w:rFonts w:ascii="Cambria" w:hAnsi="Cambria"/>
-                <w:b/>
-                <w:bCs/>
-                <w:color w:val="FFFFFF" w:themeColor="background1"/>
+              <w:ind w:right="-24"/>
+              <w:rPr>
+                <w:rFonts w:ascii="Cambria" w:hAnsi="Cambria"/>
+                <w:b/>
+                <w:bCs/>
+                <w:color w:val="000000" w:themeColor="text1"/>
+                <w:u w:val="single"/>
               </w:rPr>
             </w:pPr>
             <w:r>
@@ -1012,215 +1414,29 @@
                 <w:rFonts w:ascii="Cambria" w:hAnsi="Cambria"/>
                 <w:b/>
                 <w:bCs/>
-                <w:color w:val="FFFFFF" w:themeColor="background1"/>
-              </w:rPr>
-              <w:t>Unit Rate</w:t>
-            </w:r>
-          </w:p>
-        </w:tc>
-        <w:tc>
-          <w:tcPr>
-            <w:tcW w:w="2678" w:type="dxa"/>
-            <w:shd w:val="clear" w:color="auto" w:fill="7030A0"/>
-          </w:tcPr>
-          <w:p>
-            <w:pPr>
-              <w:rPr>
-                <w:rFonts w:ascii="Cambria" w:hAnsi="Cambria"/>
-                <w:b/>
-                <w:bCs/>
-                <w:color w:val="FFFFFF" w:themeColor="background1"/>
-              </w:rPr>
-            </w:pPr>
-            <w:r>
-              <w:rPr>
-                <w:rFonts w:ascii="Cambria" w:hAnsi="Cambria"/>
-                <w:b/>
-                <w:bCs/>
-                <w:color w:val="FFFFFF" w:themeColor="background1"/>
-              </w:rPr>
-              <w:t>Amount</w:t>
-            </w:r>
-          </w:p>
-        </w:tc>
-      </w:tr>
-      <w:tr>
-        <w:trPr>
-          <w:trHeight w:val="359"/>
-        </w:trPr>
-        <w:tc>
-          <w:tcPr>
-            <w:tcW w:w="1931" w:type="dxa"/>
-          </w:tcPr>
-          <w:p>
-            <w:pPr>
-              <w:rPr>
-                <w:rFonts w:ascii="Cambria" w:hAnsi="Cambria"/>
-                <w:b/>
-                <w:bCs/>
-              </w:rPr>
-            </w:pPr>
-            <w:r>
-              <w:rPr>
-                <w:rFonts w:ascii="Cambria" w:hAnsi="Cambria"/>
-                <w:b/>
-                <w:bCs/>
-              </w:rPr>
-              <w:t>{#</w:t>
-            </w:r>
-            <w:proofErr w:type="gramStart"/>
-            <w:r>
-              <w:rPr>
-                <w:rFonts w:ascii="Cambria" w:hAnsi="Cambria"/>
-                <w:b/>
-                <w:bCs/>
-              </w:rPr>
-              <w:t>services}</w:t>
-            </w:r>
-            <w:r>
-              <w:rPr>
-                <w:rFonts w:ascii="Cambria" w:hAnsi="Cambria"/>
+                <w:color w:val="000000" w:themeColor="text1"/>
               </w:rPr>
               <w:t>{</w:t>
             </w:r>
-            <w:proofErr w:type="gramEnd"/>
-            <w:r>
-              <w:rPr>
-                <w:rFonts w:ascii="Cambria" w:hAnsi="Cambria"/>
-              </w:rPr>
-              <w:t>sNo}</w:t>
-            </w:r>
-          </w:p>
-        </w:tc>
-        <w:tc>
-          <w:tcPr>
-            <w:tcW w:w="2256" w:type="dxa"/>
-          </w:tcPr>
-          <w:p>
-            <w:pPr>
-              <w:rPr>
-                <w:rFonts w:ascii="Cambria" w:hAnsi="Cambria"/>
-              </w:rPr>
-            </w:pPr>
-            <w:r>
-              <w:rPr>
-                <w:rFonts w:ascii="Cambria" w:hAnsi="Cambria"/>
-              </w:rPr>
-              <w:t>{</w:t>
-            </w:r>
             <w:proofErr w:type="spellStart"/>
             <w:r>
               <w:rPr>
                 <w:rFonts w:ascii="Cambria" w:hAnsi="Cambria"/>
-              </w:rPr>
-              <w:t>serviceDescription</w:t>
+                <w:b/>
+                <w:bCs/>
+                <w:color w:val="000000" w:themeColor="text1"/>
+              </w:rPr>
+              <w:t>totalDue</w:t>
             </w:r>
             <w:proofErr w:type="spellEnd"/>
             <w:r>
               <w:rPr>
                 <w:rFonts w:ascii="Cambria" w:hAnsi="Cambria"/>
+                <w:b/>
+                <w:bCs/>
+                <w:color w:val="000000" w:themeColor="text1"/>
               </w:rPr>
               <w:t>}</w:t>
-            </w:r>
-          </w:p>
-        </w:tc>
-        <w:tc>
-          <w:tcPr>
-            <w:tcW w:w="1507" w:type="dxa"/>
-          </w:tcPr>
-          <w:p>
-            <w:pPr>
-              <w:rPr>
-                <w:rFonts w:ascii="Cambria" w:hAnsi="Cambria"/>
-              </w:rPr>
-            </w:pPr>
-            <w:r>
-              <w:rPr>
-                <w:rFonts w:ascii="Cambria" w:hAnsi="Cambria"/>
-              </w:rPr>
-              <w:t>{</w:t>
-            </w:r>
-            <w:proofErr w:type="spellStart"/>
-            <w:r>
-              <w:rPr>
-                <w:rFonts w:ascii="Cambria" w:hAnsi="Cambria"/>
-              </w:rPr>
-              <w:t>qtyHours</w:t>
-            </w:r>
-            <w:proofErr w:type="spellEnd"/>
-            <w:r>
-              <w:rPr>
-                <w:rFonts w:ascii="Cambria" w:hAnsi="Cambria"/>
-              </w:rPr>
-              <w:t>}</w:t>
-            </w:r>
-          </w:p>
-        </w:tc>
-        <w:tc>
-          <w:tcPr>
-            <w:tcW w:w="1413" w:type="dxa"/>
-          </w:tcPr>
-          <w:p>
-            <w:pPr>
-              <w:rPr>
-                <w:rFonts w:ascii="Cambria" w:hAnsi="Cambria"/>
-              </w:rPr>
-            </w:pPr>
-            <w:r>
-              <w:rPr>
-                <w:rFonts w:ascii="Cambria" w:hAnsi="Cambria"/>
-              </w:rPr>
-              <w:t>{</w:t>
-            </w:r>
-            <w:proofErr w:type="spellStart"/>
-            <w:r>
-              <w:rPr>
-                <w:rFonts w:ascii="Cambria" w:hAnsi="Cambria"/>
-              </w:rPr>
-              <w:t>unitRate</w:t>
-            </w:r>
-            <w:proofErr w:type="spellEnd"/>
-            <w:r>
-              <w:rPr>
-                <w:rFonts w:ascii="Cambria" w:hAnsi="Cambria"/>
-              </w:rPr>
-              <w:t>}</w:t>
-            </w:r>
-          </w:p>
-        </w:tc>
-        <w:tc>
-          <w:tcPr>
-            <w:tcW w:w="2678" w:type="dxa"/>
-          </w:tcPr>
-          <w:p>
-            <w:pPr>
-              <w:rPr>
-                <w:rFonts w:ascii="Cambria" w:hAnsi="Cambria"/>
-              </w:rPr>
-            </w:pPr>
-            <w:r>
-              <w:rPr>
-                <w:rFonts w:ascii="Cambria" w:hAnsi="Cambria"/>
-              </w:rPr>
-              <w:t>{</w:t>
-            </w:r>
-            <w:r>
-              <w:rPr>
-                <w:rFonts w:ascii="Cambria" w:hAnsi="Cambria"/>
-              </w:rPr>
-              <w:t>amount</w:t>
-            </w:r>
-            <w:r>
-              <w:rPr>
-                <w:rFonts w:ascii="Cambria" w:hAnsi="Cambria"/>
-              </w:rPr>
-              <w:t>}</w:t>
-            </w:r>
-            <w:r>
-              <w:rPr>
-                <w:rFonts w:ascii="Cambria" w:hAnsi="Cambria"/>
-              </w:rPr>
-              <w:t>{/services}</w:t>
             </w:r>
           </w:p>
         </w:tc>
@@ -1244,7 +1460,6 @@
           <w:b/>
           <w:bCs/>
           <w:color w:val="7030A0"/>
-          <w:u w:val="single"/>
         </w:rPr>
       </w:pPr>
     </w:p>
@@ -1255,7 +1470,6 @@
           <w:b/>
           <w:bCs/>
           <w:color w:val="7030A0"/>
-          <w:u w:val="single"/>
         </w:rPr>
       </w:pPr>
     </w:p>
@@ -1266,467 +1480,19 @@
           <w:b/>
           <w:bCs/>
           <w:color w:val="7030A0"/>
-          <w:u w:val="single"/>
         </w:rPr>
       </w:pPr>
     </w:p>
     <w:p>
       <w:pPr>
-        <w:rPr>
-          <w:rFonts w:ascii="Cambria" w:hAnsi="Cambria"/>
-          <w:u w:val="single"/>
-        </w:rPr>
-      </w:pPr>
-      <w:r>
         <w:rPr>
           <w:rFonts w:ascii="Cambria" w:hAnsi="Cambria"/>
           <w:b/>
           <w:bCs/>
           <w:color w:val="7030A0"/>
-          <w:u w:val="single"/>
-        </w:rPr>
-        <w:t>PAYMENT INFORMATION</w:t>
-      </w:r>
+        </w:rPr>
+      </w:pPr>
     </w:p>
-    <w:tbl>
-      <w:tblPr>
-        <w:tblpPr w:leftFromText="180" w:rightFromText="180" w:vertAnchor="text" w:horzAnchor="page" w:tblpX="6637" w:tblpY="165"/>
-        <w:tblW w:w="0" w:type="auto"/>
-        <w:tblLayout w:type="fixed"/>
-        <w:tblCellMar>
-          <w:left w:w="0" w:type="dxa"/>
-          <w:right w:w="0" w:type="dxa"/>
-        </w:tblCellMar>
-        <w:tblLook w:val="01E0" w:firstRow="1" w:lastRow="1" w:firstColumn="1" w:lastColumn="1" w:noHBand="0" w:noVBand="0"/>
-      </w:tblPr>
-      <w:tblGrid>
-        <w:gridCol w:w="3111"/>
-        <w:gridCol w:w="1685"/>
-      </w:tblGrid>
-      <w:tr>
-        <w:trPr>
-          <w:trHeight w:val="492"/>
-        </w:trPr>
-        <w:tc>
-          <w:tcPr>
-            <w:tcW w:w="3111" w:type="dxa"/>
-          </w:tcPr>
-          <w:p>
-            <w:pPr>
-              <w:pStyle w:val="TableParagraph"/>
-              <w:spacing w:before="106"/>
-              <w:ind w:right="110"/>
-              <w:jc w:val="center"/>
-              <w:rPr>
-                <w:rFonts w:ascii="Cambria" w:hAnsi="Cambria"/>
-                <w:b/>
-                <w:bCs/>
-              </w:rPr>
-            </w:pPr>
-            <w:r>
-              <w:rPr>
-                <w:rFonts w:ascii="Cambria" w:hAnsi="Cambria"/>
-                <w:b/>
-                <w:bCs/>
-                <w:color w:val="1A1A1A"/>
-                <w:spacing w:val="-2"/>
-              </w:rPr>
-              <w:t>Subtotal</w:t>
-            </w:r>
-          </w:p>
-        </w:tc>
-        <w:tc>
-          <w:tcPr>
-            <w:tcW w:w="1685" w:type="dxa"/>
-          </w:tcPr>
-          <w:p>
-            <w:pPr>
-              <w:pStyle w:val="TableParagraph"/>
-              <w:tabs>
-                <w:tab w:val="left" w:pos="1295"/>
-              </w:tabs>
-              <w:spacing w:before="106"/>
-              <w:ind w:right="65"/>
-              <w:rPr>
-                <w:rFonts w:ascii="Cambria" w:hAnsi="Cambria"/>
-                <w:color w:val="1A1A1A"/>
-                <w:lang w:val="en-IN"/>
-              </w:rPr>
-            </w:pPr>
-            <w:r>
-              <w:rPr>
-                <w:rFonts w:ascii="Cambria" w:hAnsi="Cambria"/>
-                <w:color w:val="1A1A1A"/>
-                <w:lang w:val="en-IN"/>
-              </w:rPr>
-              <w:t>{subtotal}</w:t>
-            </w:r>
-          </w:p>
-        </w:tc>
-      </w:tr>
-      <w:tr>
-        <w:trPr>
-          <w:trHeight w:val="367"/>
-        </w:trPr>
-        <w:tc>
-          <w:tcPr>
-            <w:tcW w:w="3111" w:type="dxa"/>
-          </w:tcPr>
-          <w:p>
-            <w:pPr>
-              <w:pStyle w:val="TableParagraph"/>
-              <w:spacing w:before="106"/>
-              <w:ind w:right="110"/>
-              <w:jc w:val="center"/>
-              <w:rPr>
-                <w:rFonts w:ascii="Cambria" w:hAnsi="Cambria"/>
-                <w:b/>
-                <w:bCs/>
-              </w:rPr>
-            </w:pPr>
-            <w:r>
-              <w:rPr>
-                <w:rFonts w:ascii="Cambria" w:hAnsi="Cambria"/>
-                <w:b/>
-                <w:bCs/>
-                <w:color w:val="1A1A1A"/>
-              </w:rPr>
-              <w:t>Discount (</w:t>
-            </w:r>
-            <w:r>
-              <w:rPr>
-                <w:rFonts w:ascii="Cambria" w:hAnsi="Cambria"/>
-                <w:b/>
-                <w:bCs/>
-                <w:color w:val="1A1A1A"/>
-              </w:rPr>
-              <w:t>{</w:t>
-            </w:r>
-            <w:proofErr w:type="spellStart"/>
-            <w:r>
-              <w:rPr>
-                <w:rFonts w:ascii="Cambria" w:hAnsi="Cambria"/>
-                <w:b/>
-                <w:bCs/>
-                <w:color w:val="1A1A1A"/>
-              </w:rPr>
-              <w:t>discountPercent</w:t>
-            </w:r>
-            <w:proofErr w:type="spellEnd"/>
-            <w:r>
-              <w:rPr>
-                <w:rFonts w:ascii="Cambria" w:hAnsi="Cambria"/>
-                <w:b/>
-                <w:bCs/>
-                <w:color w:val="1A1A1A"/>
-              </w:rPr>
-              <w:t>}</w:t>
-            </w:r>
-            <w:r>
-              <w:rPr>
-                <w:rFonts w:ascii="Cambria" w:hAnsi="Cambria"/>
-                <w:b/>
-                <w:bCs/>
-                <w:color w:val="1A1A1A"/>
-                <w:spacing w:val="-5"/>
-              </w:rPr>
-              <w:t>)</w:t>
-            </w:r>
-          </w:p>
-        </w:tc>
-        <w:tc>
-          <w:tcPr>
-            <w:tcW w:w="1685" w:type="dxa"/>
-          </w:tcPr>
-          <w:p>
-            <w:pPr>
-              <w:pStyle w:val="TableParagraph"/>
-              <w:tabs>
-                <w:tab w:val="left" w:pos="1305"/>
-              </w:tabs>
-              <w:spacing w:before="106"/>
-              <w:ind w:right="65"/>
-              <w:rPr>
-                <w:rFonts w:ascii="Cambria" w:hAnsi="Cambria"/>
-                <w:color w:val="1A1A1A"/>
-                <w:lang w:val="en-IN"/>
-              </w:rPr>
-            </w:pPr>
-            <w:r>
-              <w:rPr>
-                <w:rFonts w:ascii="Cambria" w:hAnsi="Cambria"/>
-                <w:color w:val="1A1A1A"/>
-              </w:rPr>
-              <w:t>-</w:t>
-            </w:r>
-            <w:r>
-              <w:rPr>
-                <w:rFonts w:ascii="Cambria" w:hAnsi="Cambria"/>
-                <w:color w:val="1A1A1A"/>
-                <w:lang w:val="en-IN"/>
-              </w:rPr>
-              <w:t>{discount}</w:t>
-            </w:r>
-          </w:p>
-        </w:tc>
-      </w:tr>
-      <w:tr>
-        <w:trPr>
-          <w:trHeight w:val="367"/>
-        </w:trPr>
-        <w:tc>
-          <w:tcPr>
-            <w:tcW w:w="3111" w:type="dxa"/>
-          </w:tcPr>
-          <w:p>
-            <w:pPr>
-              <w:pStyle w:val="TableParagraph"/>
-              <w:spacing w:before="106"/>
-              <w:ind w:right="110"/>
-              <w:jc w:val="center"/>
-              <w:rPr>
-                <w:rFonts w:ascii="Cambria" w:hAnsi="Cambria"/>
-                <w:b/>
-                <w:bCs/>
-                <w:color w:val="1A1A1A"/>
-              </w:rPr>
-            </w:pPr>
-            <w:r>
-              <w:rPr>
-                <w:rFonts w:ascii="Cambria" w:hAnsi="Cambria"/>
-                <w:b/>
-                <w:bCs/>
-                <w:color w:val="1A1A1A"/>
-              </w:rPr>
-              <w:t>Expedite Fee</w:t>
-            </w:r>
-          </w:p>
-        </w:tc>
-        <w:tc>
-          <w:tcPr>
-            <w:tcW w:w="1685" w:type="dxa"/>
-          </w:tcPr>
-          <w:p>
-            <w:pPr>
-              <w:pStyle w:val="TableParagraph"/>
-              <w:tabs>
-                <w:tab w:val="left" w:pos="1305"/>
-              </w:tabs>
-              <w:spacing w:before="106"/>
-              <w:ind w:right="65"/>
-              <w:rPr>
-                <w:rFonts w:ascii="Cambria" w:hAnsi="Cambria"/>
-                <w:color w:val="1A1A1A"/>
-                <w:lang w:val="en-IN"/>
-              </w:rPr>
-            </w:pPr>
-            <w:r>
-              <w:rPr>
-                <w:rFonts w:ascii="Cambria" w:hAnsi="Cambria"/>
-                <w:color w:val="1A1A1A"/>
-                <w:lang w:val="en-IN"/>
-              </w:rPr>
-              <w:t>{</w:t>
-            </w:r>
-            <w:proofErr w:type="spellStart"/>
-            <w:r>
-              <w:rPr>
-                <w:rFonts w:ascii="Cambria" w:hAnsi="Cambria"/>
-                <w:color w:val="1A1A1A"/>
-                <w:lang w:val="en-IN"/>
-              </w:rPr>
-              <w:t>expedite</w:t>
-            </w:r>
-            <w:r>
-              <w:rPr>
-                <w:rFonts w:ascii="Cambria" w:hAnsi="Cambria"/>
-                <w:color w:val="1A1A1A"/>
-                <w:lang w:val="en-IN"/>
-              </w:rPr>
-              <w:t>F</w:t>
-            </w:r>
-            <w:r>
-              <w:rPr>
-                <w:rFonts w:ascii="Cambria" w:hAnsi="Cambria"/>
-                <w:color w:val="1A1A1A"/>
-                <w:lang w:val="en-IN"/>
-              </w:rPr>
-              <w:t>ee</w:t>
-            </w:r>
-            <w:proofErr w:type="spellEnd"/>
-            <w:r>
-              <w:rPr>
-                <w:rFonts w:ascii="Cambria" w:hAnsi="Cambria"/>
-                <w:color w:val="1A1A1A"/>
-                <w:lang w:val="en-IN"/>
-              </w:rPr>
-              <w:t>}</w:t>
-            </w:r>
-          </w:p>
-        </w:tc>
-      </w:tr>
-      <w:tr>
-        <w:trPr>
-          <w:trHeight w:val="417"/>
-        </w:trPr>
-        <w:tc>
-          <w:tcPr>
-            <w:tcW w:w="3111" w:type="dxa"/>
-          </w:tcPr>
-          <w:p>
-            <w:pPr>
-              <w:pStyle w:val="TableParagraph"/>
-              <w:spacing w:before="106"/>
-              <w:ind w:right="110"/>
-              <w:jc w:val="center"/>
-              <w:rPr>
-                <w:rFonts w:ascii="Cambria" w:hAnsi="Cambria"/>
-                <w:b/>
-                <w:bCs/>
-              </w:rPr>
-            </w:pPr>
-            <w:r>
-              <w:rPr>
-                <w:rFonts w:ascii="Cambria" w:hAnsi="Cambria"/>
-                <w:b/>
-                <w:bCs/>
-                <w:color w:val="1A1A1A"/>
-              </w:rPr>
-              <w:t>Tax / GST (11</w:t>
-            </w:r>
-            <w:r>
-              <w:rPr>
-                <w:rFonts w:ascii="Cambria" w:hAnsi="Cambria"/>
-                <w:b/>
-                <w:bCs/>
-                <w:color w:val="1A1A1A"/>
-                <w:spacing w:val="-5"/>
-              </w:rPr>
-              <w:t>%)</w:t>
-            </w:r>
-          </w:p>
-        </w:tc>
-        <w:tc>
-          <w:tcPr>
-            <w:tcW w:w="1685" w:type="dxa"/>
-          </w:tcPr>
-          <w:p>
-            <w:pPr>
-              <w:pStyle w:val="TableParagraph"/>
-              <w:tabs>
-                <w:tab w:val="left" w:pos="1295"/>
-              </w:tabs>
-              <w:spacing w:before="106"/>
-              <w:ind w:right="65"/>
-              <w:rPr>
-                <w:rFonts w:ascii="Cambria" w:hAnsi="Cambria"/>
-                <w:color w:val="1A1A1A"/>
-                <w:lang w:val="en-IN"/>
-              </w:rPr>
-            </w:pPr>
-            <w:r>
-              <w:rPr>
-                <w:rFonts w:ascii="Cambria" w:hAnsi="Cambria"/>
-                <w:color w:val="1A1A1A"/>
-                <w:lang w:val="en-IN"/>
-              </w:rPr>
-              <w:t>{tax}</w:t>
-            </w:r>
-          </w:p>
-        </w:tc>
-      </w:tr>
-      <w:tr>
-        <w:trPr>
-          <w:trHeight w:val="479"/>
-        </w:trPr>
-        <w:tc>
-          <w:tcPr>
-            <w:tcW w:w="3111" w:type="dxa"/>
-            <w:shd w:val="clear" w:color="auto" w:fill="7030A0"/>
-          </w:tcPr>
-          <w:p>
-            <w:pPr>
-              <w:pStyle w:val="TableParagraph"/>
-              <w:spacing w:before="106"/>
-              <w:ind w:right="110"/>
-              <w:jc w:val="center"/>
-              <w:rPr>
-                <w:rFonts w:ascii="Cambria" w:hAnsi="Cambria"/>
-                <w:color w:val="1A1A1A"/>
-              </w:rPr>
-            </w:pPr>
-            <w:r>
-              <w:rPr>
-                <w:rFonts w:ascii="Cambria" w:hAnsi="Cambria"/>
-                <w:b/>
-                <w:color w:val="FFFFFF"/>
-              </w:rPr>
-              <w:t xml:space="preserve">TOTAL </w:t>
-            </w:r>
-            <w:r>
-              <w:rPr>
-                <w:rFonts w:ascii="Cambria" w:hAnsi="Cambria"/>
-                <w:b/>
-                <w:color w:val="FFFFFF"/>
-                <w:spacing w:val="-5"/>
-              </w:rPr>
-              <w:t>DUE</w:t>
-            </w:r>
-          </w:p>
-        </w:tc>
-        <w:tc>
-          <w:tcPr>
-            <w:tcW w:w="1685" w:type="dxa"/>
-            <w:shd w:val="clear" w:color="auto" w:fill="7030A0"/>
-          </w:tcPr>
-          <w:p>
-            <w:pPr>
-              <w:pStyle w:val="TableParagraph"/>
-              <w:tabs>
-                <w:tab w:val="left" w:pos="1295"/>
-              </w:tabs>
-              <w:spacing w:before="106"/>
-              <w:ind w:right="65"/>
-              <w:rPr>
-                <w:rFonts w:ascii="Cambria" w:hAnsi="Cambria"/>
-                <w:b/>
-                <w:color w:val="FFFFFF"/>
-                <w:lang w:val="en-IN"/>
-              </w:rPr>
-            </w:pPr>
-            <w:r>
-              <w:rPr>
-                <w:rFonts w:ascii="Cambria" w:hAnsi="Cambria"/>
-                <w:b/>
-                <w:color w:val="FFFFFF"/>
-                <w:lang w:val="en-IN"/>
-              </w:rPr>
-              <w:t>{</w:t>
-            </w:r>
-            <w:proofErr w:type="spellStart"/>
-            <w:r>
-              <w:rPr>
-                <w:rFonts w:ascii="Cambria" w:hAnsi="Cambria"/>
-                <w:b/>
-                <w:color w:val="FFFFFF"/>
-                <w:lang w:val="en-IN"/>
-              </w:rPr>
-              <w:t>totalDue</w:t>
-            </w:r>
-            <w:proofErr w:type="spellEnd"/>
-            <w:r>
-              <w:rPr>
-                <w:rFonts w:ascii="Cambria" w:hAnsi="Cambria"/>
-                <w:b/>
-                <w:color w:val="FFFFFF"/>
-                <w:lang w:val="en-IN"/>
-              </w:rPr>
-              <w:t>}</w:t>
-            </w:r>
-          </w:p>
-        </w:tc>
-      </w:tr>
-    </w:tbl>
     <w:p>
       <w:pPr>
         <w:rPr>
@@ -1737,297 +1503,13 @@
         </w:rPr>
       </w:pPr>
     </w:p>
-    <w:tbl>
-      <w:tblPr>
-        <w:tblStyle w:val="TableGrid"/>
-        <w:tblpPr w:leftFromText="180" w:rightFromText="180" w:vertAnchor="text" w:horzAnchor="margin" w:tblpY="15"/>
-        <w:tblW w:w="0" w:type="auto"/>
-        <w:tblBorders>
-          <w:top w:val="none" w:sz="0" w:space="0" w:color="auto"/>
-          <w:left w:val="none" w:sz="0" w:space="0" w:color="auto"/>
-          <w:bottom w:val="none" w:sz="0" w:space="0" w:color="auto"/>
-          <w:right w:val="none" w:sz="0" w:space="0" w:color="auto"/>
-          <w:insideH w:val="none" w:sz="0" w:space="0" w:color="auto"/>
-          <w:insideV w:val="none" w:sz="0" w:space="0" w:color="auto"/>
-        </w:tblBorders>
-        <w:tblLook w:val="04A0" w:firstRow="1" w:lastRow="0" w:firstColumn="1" w:lastColumn="0" w:noHBand="0" w:noVBand="1"/>
-      </w:tblPr>
-      <w:tblGrid>
-        <w:gridCol w:w="1555"/>
-        <w:gridCol w:w="2955"/>
-      </w:tblGrid>
-      <w:tr>
-        <w:trPr>
-          <w:trHeight w:val="584"/>
-        </w:trPr>
-        <w:tc>
-          <w:tcPr>
-            <w:tcW w:w="1555" w:type="dxa"/>
-          </w:tcPr>
-          <w:p>
-            <w:pPr>
-              <w:rPr>
-                <w:rFonts w:ascii="Cambria" w:hAnsi="Cambria"/>
-                <w:b/>
-                <w:bCs/>
-                <w:color w:val="7030A0"/>
-              </w:rPr>
-            </w:pPr>
-            <w:r>
-              <w:rPr>
-                <w:rFonts w:ascii="Cambria" w:hAnsi="Cambria"/>
-                <w:b/>
-                <w:bCs/>
-              </w:rPr>
-              <w:t xml:space="preserve">Account Name </w:t>
-            </w:r>
-          </w:p>
-        </w:tc>
-        <w:tc>
-          <w:tcPr>
-            <w:tcW w:w="2955" w:type="dxa"/>
-          </w:tcPr>
-          <w:p>
-            <w:pPr>
-              <w:rPr>
-                <w:rFonts w:ascii="Cambria" w:hAnsi="Cambria"/>
-                <w:b/>
-                <w:bCs/>
-                <w:color w:val="7030A0"/>
-              </w:rPr>
-            </w:pPr>
-            <w:proofErr w:type="spellStart"/>
-            <w:r>
-              <w:rPr>
-                <w:rFonts w:ascii="Cambria" w:hAnsi="Cambria"/>
-              </w:rPr>
-              <w:t>Quantyx</w:t>
-            </w:r>
-            <w:proofErr w:type="spellEnd"/>
-            <w:r>
-              <w:rPr>
-                <w:rFonts w:ascii="Cambria" w:hAnsi="Cambria"/>
-              </w:rPr>
-              <w:t xml:space="preserve"> Global Med-Legal Solutions </w:t>
-            </w:r>
-            <w:proofErr w:type="spellStart"/>
-            <w:r>
-              <w:rPr>
-                <w:rFonts w:ascii="Cambria" w:hAnsi="Cambria"/>
-              </w:rPr>
-              <w:t>Pvt.</w:t>
-            </w:r>
-            <w:proofErr w:type="spellEnd"/>
-            <w:r>
-              <w:rPr>
-                <w:rFonts w:ascii="Cambria" w:hAnsi="Cambria"/>
-              </w:rPr>
-              <w:t xml:space="preserve"> Ltd. </w:t>
-            </w:r>
-          </w:p>
-        </w:tc>
-      </w:tr>
-      <w:tr>
-        <w:trPr>
-          <w:trHeight w:val="284"/>
-        </w:trPr>
-        <w:tc>
-          <w:tcPr>
-            <w:tcW w:w="1555" w:type="dxa"/>
-          </w:tcPr>
-          <w:p>
-            <w:pPr>
-              <w:rPr>
-                <w:rFonts w:ascii="Cambria" w:hAnsi="Cambria"/>
-                <w:b/>
-                <w:bCs/>
-                <w:color w:val="7030A0"/>
-              </w:rPr>
-            </w:pPr>
-            <w:r>
-              <w:rPr>
-                <w:rFonts w:ascii="Cambria" w:hAnsi="Cambria"/>
-                <w:b/>
-                <w:bCs/>
-              </w:rPr>
-              <w:t>Bank Name</w:t>
-            </w:r>
-          </w:p>
-        </w:tc>
-        <w:tc>
-          <w:tcPr>
-            <w:tcW w:w="2955" w:type="dxa"/>
-          </w:tcPr>
-          <w:p>
-            <w:pPr>
-              <w:rPr>
-                <w:rFonts w:ascii="Cambria" w:hAnsi="Cambria"/>
-                <w:b/>
-                <w:bCs/>
-                <w:color w:val="7030A0"/>
-              </w:rPr>
-            </w:pPr>
-            <w:r>
-              <w:rPr>
-                <w:rFonts w:ascii="Cambria" w:hAnsi="Cambria"/>
-              </w:rPr>
-              <w:t>Axis Bank</w:t>
-            </w:r>
-          </w:p>
-        </w:tc>
-      </w:tr>
-      <w:tr>
-        <w:trPr>
-          <w:trHeight w:val="298"/>
-        </w:trPr>
-        <w:tc>
-          <w:tcPr>
-            <w:tcW w:w="1555" w:type="dxa"/>
-          </w:tcPr>
-          <w:p>
-            <w:pPr>
-              <w:rPr>
-                <w:rFonts w:ascii="Cambria" w:hAnsi="Cambria"/>
-                <w:b/>
-                <w:bCs/>
-                <w:color w:val="7030A0"/>
-              </w:rPr>
-            </w:pPr>
-            <w:r>
-              <w:rPr>
-                <w:rFonts w:ascii="Cambria" w:hAnsi="Cambria"/>
-                <w:b/>
-                <w:bCs/>
-              </w:rPr>
-              <w:t>Account No.</w:t>
-            </w:r>
-          </w:p>
-        </w:tc>
-        <w:tc>
-          <w:tcPr>
-            <w:tcW w:w="2955" w:type="dxa"/>
-          </w:tcPr>
-          <w:p>
-            <w:pPr>
-              <w:rPr>
-                <w:rFonts w:ascii="Cambria" w:hAnsi="Cambria"/>
-                <w:b/>
-                <w:bCs/>
-                <w:color w:val="7030A0"/>
-              </w:rPr>
-            </w:pPr>
-            <w:r>
-              <w:rPr>
-                <w:rFonts w:ascii="Cambria" w:hAnsi="Cambria"/>
-              </w:rPr>
-              <w:t>[Account Number]</w:t>
-            </w:r>
-          </w:p>
-        </w:tc>
-      </w:tr>
-      <w:tr>
-        <w:trPr>
-          <w:trHeight w:val="284"/>
-        </w:trPr>
-        <w:tc>
-          <w:tcPr>
-            <w:tcW w:w="1555" w:type="dxa"/>
-          </w:tcPr>
-          <w:p>
-            <w:pPr>
-              <w:rPr>
-                <w:rFonts w:ascii="Cambria" w:hAnsi="Cambria"/>
-                <w:b/>
-                <w:bCs/>
-                <w:color w:val="7030A0"/>
-              </w:rPr>
-            </w:pPr>
-            <w:r>
-              <w:rPr>
-                <w:rFonts w:ascii="Cambria" w:hAnsi="Cambria"/>
-                <w:b/>
-                <w:bCs/>
-              </w:rPr>
-              <w:t>IFSC Code</w:t>
-            </w:r>
-          </w:p>
-        </w:tc>
-        <w:tc>
-          <w:tcPr>
-            <w:tcW w:w="2955" w:type="dxa"/>
-          </w:tcPr>
-          <w:p>
-            <w:pPr>
-              <w:rPr>
-                <w:rFonts w:ascii="Cambria" w:hAnsi="Cambria"/>
-                <w:b/>
-                <w:bCs/>
-                <w:color w:val="7030A0"/>
-              </w:rPr>
-            </w:pPr>
-            <w:r>
-              <w:rPr>
-                <w:rFonts w:ascii="Cambria" w:hAnsi="Cambria"/>
-              </w:rPr>
-              <w:t>[IFSC Code]</w:t>
-            </w:r>
-          </w:p>
-        </w:tc>
-      </w:tr>
-      <w:tr>
-        <w:trPr>
-          <w:trHeight w:val="298"/>
-        </w:trPr>
-        <w:tc>
-          <w:tcPr>
-            <w:tcW w:w="1555" w:type="dxa"/>
-          </w:tcPr>
-          <w:p>
-            <w:pPr>
-              <w:rPr>
-                <w:rFonts w:ascii="Cambria" w:hAnsi="Cambria"/>
-                <w:b/>
-                <w:bCs/>
-                <w:color w:val="7030A0"/>
-              </w:rPr>
-            </w:pPr>
-            <w:r>
-              <w:rPr>
-                <w:rFonts w:ascii="Cambria" w:hAnsi="Cambria"/>
-                <w:b/>
-                <w:bCs/>
-              </w:rPr>
-              <w:t>SWIFT/BIC</w:t>
-            </w:r>
-          </w:p>
-        </w:tc>
-        <w:tc>
-          <w:tcPr>
-            <w:tcW w:w="2955" w:type="dxa"/>
-          </w:tcPr>
-          <w:p>
-            <w:pPr>
-              <w:rPr>
-                <w:rFonts w:ascii="Cambria" w:hAnsi="Cambria"/>
-                <w:b/>
-                <w:bCs/>
-                <w:color w:val="7030A0"/>
-              </w:rPr>
-            </w:pPr>
-            <w:r>
-              <w:rPr>
-                <w:rFonts w:ascii="Cambria" w:hAnsi="Cambria"/>
-              </w:rPr>
-              <w:t>[SWIFT Code]</w:t>
-            </w:r>
-          </w:p>
-        </w:tc>
-      </w:tr>
-    </w:tbl>
     <w:p>
       <w:pPr>
         <w:rPr>
           <w:rFonts w:ascii="Cambria" w:hAnsi="Cambria"/>
+          <w:b/>
+          <w:bCs/>
+          <w:color w:val="7030A0"/>
         </w:rPr>
       </w:pPr>
     </w:p>
@@ -2035,12 +1517,81 @@
       <w:pPr>
         <w:rPr>
           <w:rFonts w:ascii="Cambria" w:hAnsi="Cambria"/>
+          <w:b/>
+          <w:bCs/>
+          <w:color w:val="7030A0"/>
+        </w:rPr>
+      </w:pPr>
+    </w:p>
+    <w:p>
+      <w:pPr>
+        <w:rPr>
+          <w:rFonts w:ascii="Cambria" w:hAnsi="Cambria"/>
+          <w:b/>
+          <w:bCs/>
+          <w:color w:val="7030A0"/>
+        </w:rPr>
+      </w:pPr>
+    </w:p>
+    <w:p>
+      <w:pPr>
+        <w:rPr>
+          <w:rFonts w:ascii="Cambria" w:hAnsi="Cambria"/>
+          <w:b/>
+          <w:bCs/>
+          <w:color w:val="7030A0"/>
+        </w:rPr>
+      </w:pPr>
+    </w:p>
+    <w:p>
+      <w:pPr>
+        <w:rPr>
+          <w:rFonts w:ascii="Cambria" w:hAnsi="Cambria"/>
+          <w:b/>
+          <w:bCs/>
+          <w:color w:val="7030A0"/>
+        </w:rPr>
+      </w:pPr>
+    </w:p>
+    <w:p>
+      <w:pPr>
+        <w:rPr>
+          <w:rFonts w:ascii="Cambria" w:hAnsi="Cambria"/>
+          <w:b/>
+          <w:bCs/>
+          <w:color w:val="7030A0"/>
+        </w:rPr>
+      </w:pPr>
+    </w:p>
+    <w:p>
+      <w:pPr>
+        <w:rPr>
+          <w:rFonts w:ascii="Cambria" w:hAnsi="Cambria"/>
+          <w:b/>
+          <w:bCs/>
+          <w:color w:val="7030A0"/>
         </w:rPr>
       </w:pPr>
       <w:r>
         <w:rPr>
           <w:rFonts w:ascii="Cambria" w:hAnsi="Cambria"/>
-          <w:noProof/>
+          <w:i/>
+          <w:iCs/>
+        </w:rPr>
+        <w:t>*Supply meant for export under LUT without payment of IGST</w:t>
+      </w:r>
+    </w:p>
+    <w:p>
+      <w:pPr>
+        <w:rPr>
+          <w:rFonts w:ascii="Cambria" w:hAnsi="Cambria"/>
+          <w:color w:val="7030A0"/>
+        </w:rPr>
+      </w:pPr>
+      <w:r>
+        <w:rPr>
+          <w:rFonts w:ascii="Cambria" w:hAnsi="Cambria"/>
+          <w:color w:val="7030A0"/>
         </w:rPr>
         <mc:AlternateContent>
           <mc:Choice Requires="wps">
@@ -2162,7 +1713,7 @@
         </w:rPr>
         <w:tab/>
       </w:r>
-      <w:hyperlink r:id="rId9" w:history="1">
+      <w:hyperlink r:id="rId7" w:history="1">
         <w:r>
           <w:rPr>
             <w:rStyle w:val="Hyperlink"/>
@@ -2187,7 +1738,7 @@
         </w:rPr>
         <w:tab/>
       </w:r>
-      <w:hyperlink r:id="rId10" w:history="1">
+      <w:hyperlink r:id="rId8" w:history="1">
         <w:r>
           <w:rPr>
             <w:rStyle w:val="Hyperlink"/>
@@ -2207,56 +1758,6 @@
     </w:sectPr>
   </w:body>
 </w:document>
-</file>
-
-<file path=word/endnotes.xml><?xml version="1.0" encoding="utf-8"?>
-<w:endnotes xmlns:wpc="http://schemas.microsoft.com/office/word/2010/wordprocessingCanvas" xmlns:cx="http://schemas.microsoft.com/office/drawing/2014/chartex" xmlns:cx1="http://schemas.microsoft.com/office/drawing/2015/9/8/chartex" xmlns:cx2="http://schemas.microsoft.com/office/drawing/2015/10/21/chartex" xmlns:cx3="http://schemas.microsoft.com/office/drawing/2016/5/9/chartex" xmlns:cx4="http://schemas.microsoft.com/office/drawing/2016/5/10/chartex" xmlns:cx5="http://schemas.microsoft.com/office/drawing/2016/5/11/chartex" xmlns:cx6="http://schemas.microsoft.com/office/drawing/2016/5/12/chartex" xmlns:cx7="http://schemas.microsoft.com/office/drawing/2016/5/13/chartex" xmlns:cx8="http://schemas.microsoft.com/office/drawing/2016/5/14/chartex" xmlns:mc="http://schemas.openxmlformats.org/markup-compatibility/2006" xmlns:aink="http://schemas.microsoft.com/office/drawing/2016/ink" xmlns:am3d="http://schemas.microsoft.com/office/drawing/2017/model3d" xmlns:o="urn:schemas-microsoft-com:office:office" xmlns:oel="http://schemas.microsoft.com/office/2019/extlst" xmlns:r="http://schemas.openxmlformats.org/officeDocument/2006/relationships" xmlns:m="http://schemas.openxmlformats.org/officeDocument/2006/math" xmlns:v="urn:schemas-microsoft-com:vml" xmlns:wp14="http://schemas.microsoft.com/office/word/2010/wordprocessingDrawing" xmlns:wp="http://schemas.openxmlformats.org/drawingml/2006/wordprocessingDrawing" xmlns:w10="urn:schemas-microsoft-com:office:word" xmlns:w="http://schemas.openxmlformats.org/wordprocessingml/2006/main" xmlns:w14="http://schemas.microsoft.com/office/word/2010/wordml" xmlns:w15="http://schemas.microsoft.com/office/word/2012/wordml" xmlns:w16cex="http://schemas.microsoft.com/office/word/2018/wordml/cex" xmlns:w16cid="http://schemas.microsoft.com/office/word/2016/wordml/cid" xmlns:w16="http://schemas.microsoft.com/office/word/2018/wordml" xmlns:w16du="http://schemas.microsoft.com/office/word/2023/wordml/word16du" xmlns:w16sdtdh="http://schemas.microsoft.com/office/word/2020/wordml/sdtdatahash" xmlns:w16sdtfl="http://schemas.microsoft.com/office/word/2024/wordml/sdtformatlock" xmlns:w16se="http://schemas.microsoft.com/office/word/2015/wordml/symex" xmlns:wpg="http://schemas.microsoft.com/office/word/2010/wordprocessingGroup" xmlns:wpi="http://schemas.microsoft.com/office/word/2010/wordprocessingInk" xmlns:wne="http://schemas.microsoft.com/office/word/2006/wordml" xmlns:wps="http://schemas.microsoft.com/office/word/2010/wordprocessingShape" mc:Ignorable="w14 w15 w16se w16cid w16 w16cex w16sdtdh w16sdtfl w16du wp14">
-  <w:endnote w:type="separator" w:id="-1">
-    <w:p>
-      <w:pPr>
-        <w:spacing w:after="0" w:line="240" w:lineRule="auto"/>
-      </w:pPr>
-      <w:r>
-        <w:separator/>
-      </w:r>
-    </w:p>
-  </w:endnote>
-  <w:endnote w:type="continuationSeparator" w:id="0">
-    <w:p>
-      <w:pPr>
-        <w:spacing w:after="0" w:line="240" w:lineRule="auto"/>
-      </w:pPr>
-      <w:r>
-        <w:continuationSeparator/>
-      </w:r>
-    </w:p>
-  </w:endnote>
-</w:endnotes>
-</file>
-
-<file path=word/footnotes.xml><?xml version="1.0" encoding="utf-8"?>
-<w:footnotes xmlns:wpc="http://schemas.microsoft.com/office/word/2010/wordprocessingCanvas" xmlns:cx="http://schemas.microsoft.com/office/drawing/2014/chartex" xmlns:cx1="http://schemas.microsoft.com/office/drawing/2015/9/8/chartex" xmlns:cx2="http://schemas.microsoft.com/office/drawing/2015/10/21/chartex" xmlns:cx3="http://schemas.microsoft.com/office/drawing/2016/5/9/chartex" xmlns:cx4="http://schemas.microsoft.com/office/drawing/2016/5/10/chartex" xmlns:cx5="http://schemas.microsoft.com/office/drawing/2016/5/11/chartex" xmlns:cx6="http://schemas.microsoft.com/office/drawing/2016/5/12/chartex" xmlns:cx7="http://schemas.microsoft.com/office/drawing/2016/5/13/chartex" xmlns:cx8="http://schemas.microsoft.com/office/drawing/2016/5/14/chartex" xmlns:mc="http://schemas.openxmlformats.org/markup-compatibility/2006" xmlns:aink="http://schemas.microsoft.com/office/drawing/2016/ink" xmlns:am3d="http://schemas.microsoft.com/office/drawing/2017/model3d" xmlns:o="urn:schemas-microsoft-com:office:office" xmlns:oel="http://schemas.microsoft.com/office/2019/extlst" xmlns:r="http://schemas.openxmlformats.org/officeDocument/2006/relationships" xmlns:m="http://schemas.openxmlformats.org/officeDocument/2006/math" xmlns:v="urn:schemas-microsoft-com:vml" xmlns:wp14="http://schemas.microsoft.com/office/word/2010/wordprocessingDrawing" xmlns:wp="http://schemas.openxmlformats.org/drawingml/2006/wordprocessingDrawing" xmlns:w10="urn:schemas-microsoft-com:office:word" xmlns:w="http://schemas.openxmlformats.org/wordprocessingml/2006/main" xmlns:w14="http://schemas.microsoft.com/office/word/2010/wordml" xmlns:w15="http://schemas.microsoft.com/office/word/2012/wordml" xmlns:w16cex="http://schemas.microsoft.com/office/word/2018/wordml/cex" xmlns:w16cid="http://schemas.microsoft.com/office/word/2016/wordml/cid" xmlns:w16="http://schemas.microsoft.com/office/word/2018/wordml" xmlns:w16du="http://schemas.microsoft.com/office/word/2023/wordml/word16du" xmlns:w16sdtdh="http://schemas.microsoft.com/office/word/2020/wordml/sdtdatahash" xmlns:w16sdtfl="http://schemas.microsoft.com/office/word/2024/wordml/sdtformatlock" xmlns:w16se="http://schemas.microsoft.com/office/word/2015/wordml/symex" xmlns:wpg="http://schemas.microsoft.com/office/word/2010/wordprocessingGroup" xmlns:wpi="http://schemas.microsoft.com/office/word/2010/wordprocessingInk" xmlns:wne="http://schemas.microsoft.com/office/word/2006/wordml" xmlns:wps="http://schemas.microsoft.com/office/word/2010/wordprocessingShape" mc:Ignorable="w14 w15 w16se w16cid w16 w16cex w16sdtdh w16sdtfl w16du wp14">
-  <w:footnote w:type="separator" w:id="-1">
-    <w:p>
-      <w:pPr>
-        <w:spacing w:after="0" w:line="240" w:lineRule="auto"/>
-      </w:pPr>
-      <w:r>
-        <w:separator/>
-      </w:r>
-    </w:p>
-  </w:footnote>
-  <w:footnote w:type="continuationSeparator" w:id="0">
-    <w:p>
-      <w:pPr>
-        <w:spacing w:after="0" w:line="240" w:lineRule="auto"/>
-      </w:pPr>
-      <w:r>
-        <w:continuationSeparator/>
-      </w:r>
-    </w:p>
-  </w:footnote>
-</w:footnotes>
 </file>
 
 <file path=word/numbering.xml><?xml version="1.0" encoding="utf-8"?>
@@ -3405,50 +2906,6 @@
       <w:shd w:val="clear" w:color="auto" w:fill="E1DFDD"/>
     </w:rPr>
   </w:style>
-  <w:style w:type="paragraph" w:styleId="Header">
-    <w:name w:val="header"/>
-    <w:basedOn w:val="Normal"/>
-    <w:link w:val="HeaderChar"/>
-    <w:uiPriority w:val="99"/>
-    <w:unhideWhenUsed/>
-    <w:rsid w:val="009B26A3"/>
-    <w:pPr>
-      <w:tabs>
-        <w:tab w:val="center" w:pos="4513"/>
-        <w:tab w:val="right" w:pos="9026"/>
-      </w:tabs>
-      <w:spacing w:after="0" w:line="240" w:lineRule="auto"/>
-    </w:pPr>
-  </w:style>
-  <w:style w:type="character" w:customStyle="1" w:styleId="HeaderChar">
-    <w:name w:val="Header Char"/>
-    <w:basedOn w:val="DefaultParagraphFont"/>
-    <w:link w:val="Header"/>
-    <w:uiPriority w:val="99"/>
-    <w:rsid w:val="009B26A3"/>
-  </w:style>
-  <w:style w:type="paragraph" w:styleId="Footer">
-    <w:name w:val="footer"/>
-    <w:basedOn w:val="Normal"/>
-    <w:link w:val="FooterChar"/>
-    <w:uiPriority w:val="99"/>
-    <w:unhideWhenUsed/>
-    <w:rsid w:val="009B26A3"/>
-    <w:pPr>
-      <w:tabs>
-        <w:tab w:val="center" w:pos="4513"/>
-        <w:tab w:val="right" w:pos="9026"/>
-      </w:tabs>
-      <w:spacing w:after="0" w:line="240" w:lineRule="auto"/>
-    </w:pPr>
-  </w:style>
-  <w:style w:type="character" w:customStyle="1" w:styleId="FooterChar">
-    <w:name w:val="Footer Char"/>
-    <w:basedOn w:val="DefaultParagraphFont"/>
-    <w:link w:val="Footer"/>
-    <w:uiPriority w:val="99"/>
-    <w:rsid w:val="009B26A3"/>
-  </w:style>
 </w:styles>
 </file>
 
